--- a/eng/docx/011.content.docx
+++ b/eng/docx/011.content.docx
@@ -19,7 +19,7 @@
         <w:rPr>
           <w:lang w:val="en_US" w:bidi="en_US"/>
         </w:rPr>
-        <w:t>Resource: Tyndale Open Study Notes</w:t>
+        <w:t>Resource: Aquifer Open Study Notes (Profiles)</w:t>
       </w:r>
       <w:r>
         <w:rPr>
@@ -112,7 +112,7 @@
         <w:rPr>
           <w:lang w:val="en_US" w:bidi="en_US"/>
         </w:rPr>
-        <w:t>Tyndale Open Study Notes</w:t>
+        <w:t>Aquifer Open Study Notes (Profiles)</w:t>
       </w:r>
     </w:p>
     <w:p>

--- a/eng/docx/011.content.docx
+++ b/eng/docx/011.content.docx
@@ -425,54 +425,36 @@
         </w:rPr>
         <w:t>Manasseh was the thirteenth king of Judah, ruling from 697 to 642 BC. He was king for many years and became known for doing evil things (</w:t>
       </w:r>
-      <w:hyperlink r:id="rId13">
-        <w:r>
-          <w:rPr>
-            <w:lang w:val="en_US" w:bidi="en_US"/>
-          </w:rPr>
-          <w:rPr>
-            <w:color w:val="0000EE"/>
-            <w:u w:val="single"/>
-          </w:rPr>
-          <w:t>2 Kings 21:1–18</w:t>
-        </w:r>
-      </w:hyperlink>
-      <w:r>
-        <w:rPr>
-          <w:lang w:val="en_US" w:bidi="en_US"/>
-        </w:rPr>
-        <w:t xml:space="preserve">; </w:t>
-      </w:r>
-      <w:hyperlink r:id="rId14">
-        <w:r>
-          <w:rPr>
-            <w:lang w:val="en_US" w:bidi="en_US"/>
-          </w:rPr>
-          <w:rPr>
-            <w:color w:val="0000EE"/>
-            <w:u w:val="single"/>
-          </w:rPr>
-          <w:t>2 Chronicles 33:1–9</w:t>
-        </w:r>
-      </w:hyperlink>
+      <w:r>
+        <w:rPr>
+          <w:lang w:val="en_US" w:bidi="en_US"/>
+        </w:rPr>
+        <w:t>2 Kings 21:1–18</w:t>
+      </w:r>
+      <w:r>
+        <w:rPr>
+          <w:lang w:val="en_US" w:bidi="en_US"/>
+        </w:rPr>
+        <w:t xml:space="preserve">; </w:t>
+      </w:r>
+      <w:r>
+        <w:rPr>
+          <w:lang w:val="en_US" w:bidi="en_US"/>
+        </w:rPr>
+        <w:t>2 Chronicles 33:1–9</w:t>
+      </w:r>
       <w:r>
         <w:rPr>
           <w:lang w:val="en_US" w:bidi="en_US"/>
         </w:rPr>
         <w:t>). This was surprising because his father, King Hezekiah, was a good and faithful king (</w:t>
       </w:r>
-      <w:hyperlink r:id="rId15">
-        <w:r>
-          <w:rPr>
-            <w:lang w:val="en_US" w:bidi="en_US"/>
-          </w:rPr>
-          <w:rPr>
-            <w:color w:val="0000EE"/>
-            <w:u w:val="single"/>
-          </w:rPr>
-          <w:t>2 Kings 20:21</w:t>
-        </w:r>
-      </w:hyperlink>
+      <w:r>
+        <w:rPr>
+          <w:lang w:val="en_US" w:bidi="en_US"/>
+        </w:rPr>
+        <w:t>2 Kings 20:21</w:t>
+      </w:r>
       <w:r>
         <w:rPr>
           <w:lang w:val="en_US" w:bidi="en_US"/>
@@ -493,90 +475,60 @@
         </w:rPr>
         <w:t>In 697 BC, Manasseh became co-ruler with his father, Hezekiah, at age twelve (</w:t>
       </w:r>
-      <w:hyperlink r:id="rId16">
-        <w:r>
-          <w:rPr>
-            <w:lang w:val="en_US" w:bidi="en_US"/>
-          </w:rPr>
-          <w:rPr>
-            <w:color w:val="0000EE"/>
-            <w:u w:val="single"/>
-          </w:rPr>
-          <w:t>2 Chronicles 33:1</w:t>
-        </w:r>
-      </w:hyperlink>
+      <w:r>
+        <w:rPr>
+          <w:lang w:val="en_US" w:bidi="en_US"/>
+        </w:rPr>
+        <w:t>2 Chronicles 33:1</w:t>
+      </w:r>
       <w:r>
         <w:rPr>
           <w:lang w:val="en_US" w:bidi="en_US"/>
         </w:rPr>
         <w:t>). In 686 BC, Hezekiah died, and Manasseh became the only king. He was king for fifty-five years (</w:t>
       </w:r>
-      <w:hyperlink r:id="rId17">
-        <w:r>
-          <w:rPr>
-            <w:lang w:val="en_US" w:bidi="en_US"/>
-          </w:rPr>
-          <w:rPr>
-            <w:color w:val="0000EE"/>
-            <w:u w:val="single"/>
-          </w:rPr>
-          <w:t>2 Kings 21:1</w:t>
-        </w:r>
-      </w:hyperlink>
+      <w:r>
+        <w:rPr>
+          <w:lang w:val="en_US" w:bidi="en_US"/>
+        </w:rPr>
+        <w:t>2 Kings 21:1</w:t>
+      </w:r>
       <w:r>
         <w:rPr>
           <w:lang w:val="en_US" w:bidi="en_US"/>
         </w:rPr>
         <w:t>). He was king longer than any other king in Judah or Israel. Sadly, he was the most wicked king of Judah. He rebuilt the high places for pagan worship, encouraged the worship of Baal, the sun, the moon, and the stars, and even sacrificed his son (</w:t>
       </w:r>
-      <w:hyperlink r:id="rId18">
-        <w:r>
-          <w:rPr>
-            <w:lang w:val="en_US" w:bidi="en_US"/>
-          </w:rPr>
-          <w:rPr>
-            <w:color w:val="0000EE"/>
-            <w:u w:val="single"/>
-          </w:rPr>
-          <w:t>2 Kings 21:2–9</w:t>
-        </w:r>
-      </w:hyperlink>
+      <w:r>
+        <w:rPr>
+          <w:lang w:val="en_US" w:bidi="en_US"/>
+        </w:rPr>
+        <w:t>2 Kings 21:2–9</w:t>
+      </w:r>
       <w:r>
         <w:rPr>
           <w:lang w:val="en_US" w:bidi="en_US"/>
         </w:rPr>
         <w:t xml:space="preserve">; see </w:t>
       </w:r>
-      <w:hyperlink r:id="rId19">
-        <w:r>
-          <w:rPr>
-            <w:lang w:val="en_US" w:bidi="en_US"/>
-          </w:rPr>
-          <w:rPr>
-            <w:color w:val="0000EE"/>
-            <w:u w:val="single"/>
-          </w:rPr>
-          <w:t>2 Kings 23:10</w:t>
-        </w:r>
-      </w:hyperlink>
-      <w:r>
-        <w:rPr>
-          <w:lang w:val="en_US" w:bidi="en_US"/>
-        </w:rPr>
-        <w:t xml:space="preserve">; </w:t>
-      </w:r>
-      <w:hyperlink r:id="rId20">
-        <w:r>
-          <w:rPr>
-            <w:lang w:val="en_US" w:bidi="en_US"/>
-          </w:rPr>
-          <w:rPr>
-            <w:color w:val="0000EE"/>
-            <w:u w:val="single"/>
-          </w:rPr>
-          <w:t>Jeremiah 7:31</w:t>
-        </w:r>
-      </w:hyperlink>
+      <w:r>
+        <w:rPr>
+          <w:lang w:val="en_US" w:bidi="en_US"/>
+        </w:rPr>
+        <w:t>2 Kings 23:10</w:t>
+      </w:r>
+      <w:r>
+        <w:rPr>
+          <w:lang w:val="en_US" w:bidi="en_US"/>
+        </w:rPr>
+        <w:t xml:space="preserve">; </w:t>
+      </w:r>
+      <w:r>
+        <w:rPr>
+          <w:lang w:val="en_US" w:bidi="en_US"/>
+        </w:rPr>
+        <w:t>Jeremiah 7:31</w:t>
+      </w:r>
       <w:r>
         <w:rPr>
           <w:lang w:val="en_US" w:bidi="en_US"/>
@@ -595,36 +547,24 @@
         </w:rPr>
         <w:t>… with innocent blood” (</w:t>
       </w:r>
-      <w:hyperlink r:id="rId21">
-        <w:r>
-          <w:rPr>
-            <w:lang w:val="en_US" w:bidi="en_US"/>
-          </w:rPr>
-          <w:rPr>
-            <w:color w:val="0000EE"/>
-            <w:u w:val="single"/>
-          </w:rPr>
-          <w:t>2 Kings 21:16</w:t>
-        </w:r>
-      </w:hyperlink>
-      <w:r>
-        <w:rPr>
-          <w:lang w:val="en_US" w:bidi="en_US"/>
-        </w:rPr>
-        <w:t xml:space="preserve">; </w:t>
-      </w:r>
-      <w:hyperlink r:id="rId22">
-        <w:r>
-          <w:rPr>
-            <w:lang w:val="en_US" w:bidi="en_US"/>
-          </w:rPr>
-          <w:rPr>
-            <w:color w:val="0000EE"/>
-            <w:u w:val="single"/>
-          </w:rPr>
-          <w:t>24:3–4</w:t>
-        </w:r>
-      </w:hyperlink>
+      <w:r>
+        <w:rPr>
+          <w:lang w:val="en_US" w:bidi="en_US"/>
+        </w:rPr>
+        <w:t>2 Kings 21:16</w:t>
+      </w:r>
+      <w:r>
+        <w:rPr>
+          <w:lang w:val="en_US" w:bidi="en_US"/>
+        </w:rPr>
+        <w:t xml:space="preserve">; </w:t>
+      </w:r>
+      <w:r>
+        <w:rPr>
+          <w:lang w:val="en_US" w:bidi="en_US"/>
+        </w:rPr>
+        <w:t>24:3–4</w:t>
+      </w:r>
       <w:r>
         <w:rPr>
           <w:lang w:val="en_US" w:bidi="en_US"/>
@@ -671,54 +611,36 @@
         </w:rPr>
         <w:t>" (</w:t>
       </w:r>
-      <w:hyperlink r:id="rId23">
-        <w:r>
-          <w:rPr>
-            <w:lang w:val="en_US" w:bidi="en_US"/>
-          </w:rPr>
-          <w:rPr>
-            <w:color w:val="0000EE"/>
-            <w:u w:val="single"/>
-          </w:rPr>
-          <w:t>2 Kings 21:13</w:t>
-        </w:r>
-      </w:hyperlink>
+      <w:r>
+        <w:rPr>
+          <w:lang w:val="en_US" w:bidi="en_US"/>
+        </w:rPr>
+        <w:t>2 Kings 21:13</w:t>
+      </w:r>
       <w:r>
         <w:rPr>
           <w:lang w:val="en_US" w:bidi="en_US"/>
         </w:rPr>
         <w:t>). However, Manasseh repented late in life. The Assyrian army captured him, put a hook through his nose, and exiled him to Babylon (</w:t>
       </w:r>
-      <w:hyperlink r:id="rId24">
-        <w:r>
-          <w:rPr>
-            <w:lang w:val="en_US" w:bidi="en_US"/>
-          </w:rPr>
-          <w:rPr>
-            <w:color w:val="0000EE"/>
-            <w:u w:val="single"/>
-          </w:rPr>
-          <w:t>2 Chronicles 33:10–13</w:t>
-        </w:r>
-      </w:hyperlink>
+      <w:r>
+        <w:rPr>
+          <w:lang w:val="en_US" w:bidi="en_US"/>
+        </w:rPr>
+        <w:t>2 Chronicles 33:10–13</w:t>
+      </w:r>
       <w:r>
         <w:rPr>
           <w:lang w:val="en_US" w:bidi="en_US"/>
         </w:rPr>
         <w:t>). There, Manasseh turned to the Lord. God heard his prayers, restored him as king, and blessed the rest of his reign as Manasseh worked to restore proper worship of God alone (</w:t>
       </w:r>
-      <w:hyperlink r:id="rId25">
-        <w:r>
-          <w:rPr>
-            <w:lang w:val="en_US" w:bidi="en_US"/>
-          </w:rPr>
-          <w:rPr>
-            <w:color w:val="0000EE"/>
-            <w:u w:val="single"/>
-          </w:rPr>
-          <w:t>2 Chronicles 33:14–17</w:t>
-        </w:r>
-      </w:hyperlink>
+      <w:r>
+        <w:rPr>
+          <w:lang w:val="en_US" w:bidi="en_US"/>
+        </w:rPr>
+        <w:t>2 Chronicles 33:14–17</w:t>
+      </w:r>
       <w:r>
         <w:rPr>
           <w:lang w:val="en_US" w:bidi="en_US"/>
@@ -739,54 +661,36 @@
         </w:rPr>
         <w:t>Sadly, Manasseh's sins had spread among the people of Judah (</w:t>
       </w:r>
-      <w:hyperlink r:id="rId26">
-        <w:r>
-          <w:rPr>
-            <w:lang w:val="en_US" w:bidi="en_US"/>
-          </w:rPr>
-          <w:rPr>
-            <w:color w:val="0000EE"/>
-            <w:u w:val="single"/>
-          </w:rPr>
-          <w:t>2 Chronicles 33:17</w:t>
-        </w:r>
-      </w:hyperlink>
+      <w:r>
+        <w:rPr>
+          <w:lang w:val="en_US" w:bidi="en_US"/>
+        </w:rPr>
+        <w:t>2 Chronicles 33:17</w:t>
+      </w:r>
       <w:r>
         <w:rPr>
           <w:lang w:val="en_US" w:bidi="en_US"/>
         </w:rPr>
         <w:t>). God did not change his decision to judge the kingdom (</w:t>
       </w:r>
-      <w:hyperlink r:id="rId27">
-        <w:r>
-          <w:rPr>
-            <w:lang w:val="en_US" w:bidi="en_US"/>
-          </w:rPr>
-          <w:rPr>
-            <w:color w:val="0000EE"/>
-            <w:u w:val="single"/>
-          </w:rPr>
-          <w:t>2 Kings 23:26</w:t>
-        </w:r>
-      </w:hyperlink>
-      <w:r>
-        <w:rPr>
-          <w:lang w:val="en_US" w:bidi="en_US"/>
-        </w:rPr>
-        <w:t xml:space="preserve">; </w:t>
-      </w:r>
-      <w:hyperlink r:id="rId22">
-        <w:r>
-          <w:rPr>
-            <w:lang w:val="en_US" w:bidi="en_US"/>
-          </w:rPr>
-          <w:rPr>
-            <w:color w:val="0000EE"/>
-            <w:u w:val="single"/>
-          </w:rPr>
-          <w:t>24:3–4</w:t>
-        </w:r>
-      </w:hyperlink>
+      <w:r>
+        <w:rPr>
+          <w:lang w:val="en_US" w:bidi="en_US"/>
+        </w:rPr>
+        <w:t>2 Kings 23:26</w:t>
+      </w:r>
+      <w:r>
+        <w:rPr>
+          <w:lang w:val="en_US" w:bidi="en_US"/>
+        </w:rPr>
+        <w:t xml:space="preserve">; </w:t>
+      </w:r>
+      <w:r>
+        <w:rPr>
+          <w:lang w:val="en_US" w:bidi="en_US"/>
+        </w:rPr>
+        <w:t>24:3–4</w:t>
+      </w:r>
       <w:r>
         <w:rPr>
           <w:lang w:val="en_US" w:bidi="en_US"/>
@@ -805,18 +709,12 @@
         </w:rPr>
         <w:t>" (</w:t>
       </w:r>
-      <w:hyperlink r:id="rId28">
-        <w:r>
-          <w:rPr>
-            <w:lang w:val="en_US" w:bidi="en_US"/>
-          </w:rPr>
-          <w:rPr>
-            <w:color w:val="0000EE"/>
-            <w:u w:val="single"/>
-          </w:rPr>
-          <w:t>Jeremiah 15:4</w:t>
-        </w:r>
-      </w:hyperlink>
+      <w:r>
+        <w:rPr>
+          <w:lang w:val="en_US" w:bidi="en_US"/>
+        </w:rPr>
+        <w:t>Jeremiah 15:4</w:t>
+      </w:r>
       <w:r>
         <w:rPr>
           <w:lang w:val="en_US" w:bidi="en_US"/>
@@ -837,54 +735,36 @@
         </w:rPr>
         <w:t>When Manasseh died in 642 BC at age 67, he was buried in his own garden (</w:t>
       </w:r>
-      <w:hyperlink r:id="rId29">
-        <w:r>
-          <w:rPr>
-            <w:lang w:val="en_US" w:bidi="en_US"/>
-          </w:rPr>
-          <w:rPr>
-            <w:color w:val="0000EE"/>
-            <w:u w:val="single"/>
-          </w:rPr>
-          <w:t>2 Kings 21:18</w:t>
-        </w:r>
-      </w:hyperlink>
+      <w:r>
+        <w:rPr>
+          <w:lang w:val="en_US" w:bidi="en_US"/>
+        </w:rPr>
+        <w:t>2 Kings 21:18</w:t>
+      </w:r>
       <w:r>
         <w:rPr>
           <w:lang w:val="en_US" w:bidi="en_US"/>
         </w:rPr>
         <w:t>). He was not buried with respected leaders like Jehoiada and Hezekiah (</w:t>
       </w:r>
-      <w:hyperlink r:id="rId30">
-        <w:r>
-          <w:rPr>
-            <w:lang w:val="en_US" w:bidi="en_US"/>
-          </w:rPr>
-          <w:rPr>
-            <w:color w:val="0000EE"/>
-            <w:u w:val="single"/>
-          </w:rPr>
-          <w:t>2 Chronicles 24:15–16</w:t>
-        </w:r>
-      </w:hyperlink>
-      <w:r>
-        <w:rPr>
-          <w:lang w:val="en_US" w:bidi="en_US"/>
-        </w:rPr>
-        <w:t xml:space="preserve">; </w:t>
-      </w:r>
-      <w:hyperlink r:id="rId31">
-        <w:r>
-          <w:rPr>
-            <w:lang w:val="en_US" w:bidi="en_US"/>
-          </w:rPr>
-          <w:rPr>
-            <w:color w:val="0000EE"/>
-            <w:u w:val="single"/>
-          </w:rPr>
-          <w:t>32:33</w:t>
-        </w:r>
-      </w:hyperlink>
+      <w:r>
+        <w:rPr>
+          <w:lang w:val="en_US" w:bidi="en_US"/>
+        </w:rPr>
+        <w:t>2 Chronicles 24:15–16</w:t>
+      </w:r>
+      <w:r>
+        <w:rPr>
+          <w:lang w:val="en_US" w:bidi="en_US"/>
+        </w:rPr>
+        <w:t xml:space="preserve">; </w:t>
+      </w:r>
+      <w:r>
+        <w:rPr>
+          <w:lang w:val="en_US" w:bidi="en_US"/>
+        </w:rPr>
+        <w:t>32:33</w:t>
+      </w:r>
       <w:r>
         <w:rPr>
           <w:lang w:val="en_US" w:bidi="en_US"/>
@@ -914,90 +794,60 @@
           <w:lang w:val="en_US" w:bidi="en_US"/>
         </w:rPr>
       </w:r>
-      <w:hyperlink r:id="rId32">
-        <w:r>
-          <w:rPr>
-            <w:lang w:val="en_US" w:bidi="en_US"/>
-          </w:rPr>
-          <w:rPr>
-            <w:color w:val="0000EE"/>
-            <w:u w:val="single"/>
-          </w:rPr>
-          <w:t>2 Kings 20:21–21:18</w:t>
-        </w:r>
-      </w:hyperlink>
-      <w:r>
-        <w:rPr>
-          <w:lang w:val="en_US" w:bidi="en_US"/>
-        </w:rPr>
-        <w:t xml:space="preserve">; </w:t>
-      </w:r>
-      <w:hyperlink r:id="rId27">
-        <w:r>
-          <w:rPr>
-            <w:lang w:val="en_US" w:bidi="en_US"/>
-          </w:rPr>
-          <w:rPr>
-            <w:color w:val="0000EE"/>
-            <w:u w:val="single"/>
-          </w:rPr>
-          <w:t>23:26</w:t>
-        </w:r>
-      </w:hyperlink>
-      <w:r>
-        <w:rPr>
-          <w:lang w:val="en_US" w:bidi="en_US"/>
-        </w:rPr>
-        <w:t xml:space="preserve">; </w:t>
-      </w:r>
-      <w:hyperlink r:id="rId33">
-        <w:r>
-          <w:rPr>
-            <w:lang w:val="en_US" w:bidi="en_US"/>
-          </w:rPr>
-          <w:rPr>
-            <w:color w:val="0000EE"/>
-            <w:u w:val="single"/>
-          </w:rPr>
-          <w:t>24:3</w:t>
-        </w:r>
-      </w:hyperlink>
-      <w:r>
-        <w:rPr>
-          <w:lang w:val="en_US" w:bidi="en_US"/>
-        </w:rPr>
-        <w:t xml:space="preserve">; </w:t>
-      </w:r>
-      <w:hyperlink r:id="rId34">
-        <w:r>
-          <w:rPr>
-            <w:lang w:val="en_US" w:bidi="en_US"/>
-          </w:rPr>
-          <w:rPr>
-            <w:color w:val="0000EE"/>
-            <w:u w:val="single"/>
-          </w:rPr>
-          <w:t>2 Chronicles 32:33–33:20</w:t>
-        </w:r>
-      </w:hyperlink>
-      <w:r>
-        <w:rPr>
-          <w:lang w:val="en_US" w:bidi="en_US"/>
-        </w:rPr>
-        <w:t xml:space="preserve">; </w:t>
-      </w:r>
-      <w:hyperlink r:id="rId28">
-        <w:r>
-          <w:rPr>
-            <w:lang w:val="en_US" w:bidi="en_US"/>
-          </w:rPr>
-          <w:rPr>
-            <w:color w:val="0000EE"/>
-            <w:u w:val="single"/>
-          </w:rPr>
-          <w:t>Jeremiah 15:4</w:t>
-        </w:r>
-      </w:hyperlink>
+      <w:r>
+        <w:rPr>
+          <w:lang w:val="en_US" w:bidi="en_US"/>
+        </w:rPr>
+        <w:t>2 Kings 20:21–21:18</w:t>
+      </w:r>
+      <w:r>
+        <w:rPr>
+          <w:lang w:val="en_US" w:bidi="en_US"/>
+        </w:rPr>
+        <w:t xml:space="preserve">; </w:t>
+      </w:r>
+      <w:r>
+        <w:rPr>
+          <w:lang w:val="en_US" w:bidi="en_US"/>
+        </w:rPr>
+        <w:t>23:26</w:t>
+      </w:r>
+      <w:r>
+        <w:rPr>
+          <w:lang w:val="en_US" w:bidi="en_US"/>
+        </w:rPr>
+        <w:t xml:space="preserve">; </w:t>
+      </w:r>
+      <w:r>
+        <w:rPr>
+          <w:lang w:val="en_US" w:bidi="en_US"/>
+        </w:rPr>
+        <w:t>24:3</w:t>
+      </w:r>
+      <w:r>
+        <w:rPr>
+          <w:lang w:val="en_US" w:bidi="en_US"/>
+        </w:rPr>
+        <w:t xml:space="preserve">; </w:t>
+      </w:r>
+      <w:r>
+        <w:rPr>
+          <w:lang w:val="en_US" w:bidi="en_US"/>
+        </w:rPr>
+        <w:t>2 Chronicles 32:33–33:20</w:t>
+      </w:r>
+      <w:r>
+        <w:rPr>
+          <w:lang w:val="en_US" w:bidi="en_US"/>
+        </w:rPr>
+        <w:t xml:space="preserve">; </w:t>
+      </w:r>
+      <w:r>
+        <w:rPr>
+          <w:lang w:val="en_US" w:bidi="en_US"/>
+        </w:rPr>
+        <w:t>Jeremiah 15:4</w:t>
+      </w:r>
       <w:r>
         <w:rPr>
           <w:lang w:val="en_US" w:bidi="en_US"/>
@@ -1046,18 +896,12 @@
         </w:rPr>
         <w:t xml:space="preserve">The sisters Martha and Mary lived with their brother Lazarus in Bethany, near Jerusalem. Jesus loved this family and spent time with them. The Gospels of Luke and John mention Martha and Mary, while Lazarus appears only in John. This Lazarus is not the beggar from </w:t>
       </w:r>
-      <w:hyperlink r:id="rId35">
-        <w:r>
-          <w:rPr>
-            <w:lang w:val="en_US" w:bidi="en_US"/>
-          </w:rPr>
-          <w:rPr>
-            <w:color w:val="0000EE"/>
-            <w:u w:val="single"/>
-          </w:rPr>
-          <w:t>Luke 16:19–31</w:t>
-        </w:r>
-      </w:hyperlink>
+      <w:r>
+        <w:rPr>
+          <w:lang w:val="en_US" w:bidi="en_US"/>
+        </w:rPr>
+        <w:t>Luke 16:19–31</w:t>
+      </w:r>
       <w:r>
         <w:rPr>
           <w:lang w:val="en_US" w:bidi="en_US"/>
@@ -1078,18 +922,12 @@
         </w:rPr>
         <w:t>Luke’s account of these two sisters (</w:t>
       </w:r>
-      <w:hyperlink r:id="rId36">
-        <w:r>
-          <w:rPr>
-            <w:lang w:val="en_US" w:bidi="en_US"/>
-          </w:rPr>
-          <w:rPr>
-            <w:color w:val="0000EE"/>
-            <w:u w:val="single"/>
-          </w:rPr>
-          <w:t>Luke 10:38–42</w:t>
-        </w:r>
-      </w:hyperlink>
+      <w:r>
+        <w:rPr>
+          <w:lang w:val="en_US" w:bidi="en_US"/>
+        </w:rPr>
+        <w:t>Luke 10:38–42</w:t>
+      </w:r>
       <w:r>
         <w:rPr>
           <w:lang w:val="en_US" w:bidi="en_US"/>
@@ -1110,72 +948,48 @@
         </w:rPr>
         <w:t>The Gospel of John tells the story of Jesus raising Lazarus from the dead (</w:t>
       </w:r>
-      <w:hyperlink r:id="rId37">
-        <w:r>
-          <w:rPr>
-            <w:lang w:val="en_US" w:bidi="en_US"/>
-          </w:rPr>
-          <w:rPr>
-            <w:color w:val="0000EE"/>
-            <w:u w:val="single"/>
-          </w:rPr>
-          <w:t>John 11:1–44</w:t>
-        </w:r>
-      </w:hyperlink>
+      <w:r>
+        <w:rPr>
+          <w:lang w:val="en_US" w:bidi="en_US"/>
+        </w:rPr>
+        <w:t>John 11:1–44</w:t>
+      </w:r>
       <w:r>
         <w:rPr>
           <w:lang w:val="en_US" w:bidi="en_US"/>
         </w:rPr>
         <w:t>). Jesus arrived in Bethany four days after Lazarus died. The sisters were upset that Jesus had not come earlier to heal their brother. Jesus felt deeply moved by the family's and friends' tears. He went to the tomb and told Lazarus to come out. To everyone's surprise, Lazarus came out, still wrapped in burial cloths. This miracle shows Jesus as the giver of eternal life (</w:t>
       </w:r>
-      <w:hyperlink r:id="rId38">
-        <w:r>
-          <w:rPr>
-            <w:lang w:val="en_US" w:bidi="en_US"/>
-          </w:rPr>
-          <w:rPr>
-            <w:color w:val="0000EE"/>
-            <w:u w:val="single"/>
-          </w:rPr>
-          <w:t>John 11:25–26</w:t>
-        </w:r>
-      </w:hyperlink>
+      <w:r>
+        <w:rPr>
+          <w:lang w:val="en_US" w:bidi="en_US"/>
+        </w:rPr>
+        <w:t>John 11:25–26</w:t>
+      </w:r>
       <w:r>
         <w:rPr>
           <w:lang w:val="en_US" w:bidi="en_US"/>
         </w:rPr>
         <w:t>). Ironically, this act of restoring Lazarus's life also prompted the Jewish leaders to bring about the death of Jesus because so many people believed in his miracles (</w:t>
       </w:r>
-      <w:hyperlink r:id="rId39">
-        <w:r>
-          <w:rPr>
-            <w:lang w:val="en_US" w:bidi="en_US"/>
-          </w:rPr>
-          <w:rPr>
-            <w:color w:val="0000EE"/>
-            <w:u w:val="single"/>
-          </w:rPr>
-          <w:t>John 11:47–53</w:t>
-        </w:r>
-      </w:hyperlink>
-      <w:r>
-        <w:rPr>
-          <w:lang w:val="en_US" w:bidi="en_US"/>
-        </w:rPr>
-        <w:t xml:space="preserve">; </w:t>
-      </w:r>
-      <w:hyperlink r:id="rId40">
-        <w:r>
-          <w:rPr>
-            <w:lang w:val="en_US" w:bidi="en_US"/>
-          </w:rPr>
-          <w:rPr>
-            <w:color w:val="0000EE"/>
-            <w:u w:val="single"/>
-          </w:rPr>
-          <w:t>12:10–11</w:t>
-        </w:r>
-      </w:hyperlink>
+      <w:r>
+        <w:rPr>
+          <w:lang w:val="en_US" w:bidi="en_US"/>
+        </w:rPr>
+        <w:t>John 11:47–53</w:t>
+      </w:r>
+      <w:r>
+        <w:rPr>
+          <w:lang w:val="en_US" w:bidi="en_US"/>
+        </w:rPr>
+        <w:t xml:space="preserve">; </w:t>
+      </w:r>
+      <w:r>
+        <w:rPr>
+          <w:lang w:val="en_US" w:bidi="en_US"/>
+        </w:rPr>
+        <w:t>12:10–11</w:t>
+      </w:r>
       <w:r>
         <w:rPr>
           <w:lang w:val="en_US" w:bidi="en_US"/>
@@ -1196,54 +1010,36 @@
         </w:rPr>
         <w:t>Shortly after, the family invited Jesus to their home for a celebration meal. Mary poured a very expensive bottle of perfume on Jesus. When people criticized her for wasting it, Jesus defended her. He said her action anticipated his upcoming death (</w:t>
       </w:r>
-      <w:hyperlink r:id="rId41">
-        <w:r>
-          <w:rPr>
-            <w:lang w:val="en_US" w:bidi="en_US"/>
-          </w:rPr>
-          <w:rPr>
-            <w:color w:val="0000EE"/>
-            <w:u w:val="single"/>
-          </w:rPr>
-          <w:t>John 12:1–8</w:t>
-        </w:r>
-      </w:hyperlink>
+      <w:r>
+        <w:rPr>
+          <w:lang w:val="en_US" w:bidi="en_US"/>
+        </w:rPr>
+        <w:t>John 12:1–8</w:t>
+      </w:r>
       <w:r>
         <w:rPr>
           <w:lang w:val="en_US" w:bidi="en_US"/>
         </w:rPr>
         <w:t xml:space="preserve">; see also </w:t>
       </w:r>
-      <w:hyperlink r:id="rId42">
-        <w:r>
-          <w:rPr>
-            <w:lang w:val="en_US" w:bidi="en_US"/>
-          </w:rPr>
-          <w:rPr>
-            <w:color w:val="0000EE"/>
-            <w:u w:val="single"/>
-          </w:rPr>
-          <w:t>Matthew 26:6–13</w:t>
-        </w:r>
-      </w:hyperlink>
-      <w:r>
-        <w:rPr>
-          <w:lang w:val="en_US" w:bidi="en_US"/>
-        </w:rPr>
-        <w:t xml:space="preserve">; </w:t>
-      </w:r>
-      <w:hyperlink r:id="rId43">
-        <w:r>
-          <w:rPr>
-            <w:lang w:val="en_US" w:bidi="en_US"/>
-          </w:rPr>
-          <w:rPr>
-            <w:color w:val="0000EE"/>
-            <w:u w:val="single"/>
-          </w:rPr>
-          <w:t>Mark 14:3–9</w:t>
-        </w:r>
-      </w:hyperlink>
+      <w:r>
+        <w:rPr>
+          <w:lang w:val="en_US" w:bidi="en_US"/>
+        </w:rPr>
+        <w:t>Matthew 26:6–13</w:t>
+      </w:r>
+      <w:r>
+        <w:rPr>
+          <w:lang w:val="en_US" w:bidi="en_US"/>
+        </w:rPr>
+        <w:t xml:space="preserve">; </w:t>
+      </w:r>
+      <w:r>
+        <w:rPr>
+          <w:lang w:val="en_US" w:bidi="en_US"/>
+        </w:rPr>
+        <w:t>Mark 14:3–9</w:t>
+      </w:r>
       <w:r>
         <w:rPr>
           <w:lang w:val="en_US" w:bidi="en_US"/>
@@ -1273,108 +1069,72 @@
           <w:lang w:val="en_US" w:bidi="en_US"/>
         </w:rPr>
       </w:r>
-      <w:hyperlink r:id="rId42">
-        <w:r>
-          <w:rPr>
-            <w:lang w:val="en_US" w:bidi="en_US"/>
-          </w:rPr>
-          <w:rPr>
-            <w:color w:val="0000EE"/>
-            <w:u w:val="single"/>
-          </w:rPr>
-          <w:t>Matthew 26:6–13</w:t>
-        </w:r>
-      </w:hyperlink>
-      <w:r>
-        <w:rPr>
-          <w:lang w:val="en_US" w:bidi="en_US"/>
-        </w:rPr>
-        <w:t xml:space="preserve">; </w:t>
-      </w:r>
-      <w:hyperlink r:id="rId43">
-        <w:r>
-          <w:rPr>
-            <w:lang w:val="en_US" w:bidi="en_US"/>
-          </w:rPr>
-          <w:rPr>
-            <w:color w:val="0000EE"/>
-            <w:u w:val="single"/>
-          </w:rPr>
-          <w:t>Mark 14:3–9</w:t>
-        </w:r>
-      </w:hyperlink>
-      <w:r>
-        <w:rPr>
-          <w:lang w:val="en_US" w:bidi="en_US"/>
-        </w:rPr>
-        <w:t xml:space="preserve">; </w:t>
-      </w:r>
-      <w:hyperlink r:id="rId36">
-        <w:r>
-          <w:rPr>
-            <w:lang w:val="en_US" w:bidi="en_US"/>
-          </w:rPr>
-          <w:rPr>
-            <w:color w:val="0000EE"/>
-            <w:u w:val="single"/>
-          </w:rPr>
-          <w:t>Luke 10:38–42</w:t>
-        </w:r>
-      </w:hyperlink>
-      <w:r>
-        <w:rPr>
-          <w:lang w:val="en_US" w:bidi="en_US"/>
-        </w:rPr>
-        <w:t xml:space="preserve">; </w:t>
-      </w:r>
-      <w:hyperlink r:id="rId37">
-        <w:r>
-          <w:rPr>
-            <w:lang w:val="en_US" w:bidi="en_US"/>
-          </w:rPr>
-          <w:rPr>
-            <w:color w:val="0000EE"/>
-            <w:u w:val="single"/>
-          </w:rPr>
-          <w:t>John 11:1–44</w:t>
-        </w:r>
-      </w:hyperlink>
-      <w:r>
-        <w:rPr>
-          <w:lang w:val="en_US" w:bidi="en_US"/>
-        </w:rPr>
-        <w:t xml:space="preserve">; </w:t>
-      </w:r>
-      <w:hyperlink r:id="rId44">
-        <w:r>
-          <w:rPr>
-            <w:lang w:val="en_US" w:bidi="en_US"/>
-          </w:rPr>
-          <w:rPr>
-            <w:color w:val="0000EE"/>
-            <w:u w:val="single"/>
-          </w:rPr>
-          <w:t>12:1–11</w:t>
-        </w:r>
-      </w:hyperlink>
+      <w:r>
+        <w:rPr>
+          <w:lang w:val="en_US" w:bidi="en_US"/>
+        </w:rPr>
+        <w:t>Matthew 26:6–13</w:t>
+      </w:r>
+      <w:r>
+        <w:rPr>
+          <w:lang w:val="en_US" w:bidi="en_US"/>
+        </w:rPr>
+        <w:t xml:space="preserve">; </w:t>
+      </w:r>
+      <w:r>
+        <w:rPr>
+          <w:lang w:val="en_US" w:bidi="en_US"/>
+        </w:rPr>
+        <w:t>Mark 14:3–9</w:t>
+      </w:r>
+      <w:r>
+        <w:rPr>
+          <w:lang w:val="en_US" w:bidi="en_US"/>
+        </w:rPr>
+        <w:t xml:space="preserve">; </w:t>
+      </w:r>
+      <w:r>
+        <w:rPr>
+          <w:lang w:val="en_US" w:bidi="en_US"/>
+        </w:rPr>
+        <w:t>Luke 10:38–42</w:t>
+      </w:r>
+      <w:r>
+        <w:rPr>
+          <w:lang w:val="en_US" w:bidi="en_US"/>
+        </w:rPr>
+        <w:t xml:space="preserve">; </w:t>
+      </w:r>
+      <w:r>
+        <w:rPr>
+          <w:lang w:val="en_US" w:bidi="en_US"/>
+        </w:rPr>
+        <w:t>John 11:1–44</w:t>
+      </w:r>
+      <w:r>
+        <w:rPr>
+          <w:lang w:val="en_US" w:bidi="en_US"/>
+        </w:rPr>
+        <w:t xml:space="preserve">; </w:t>
+      </w:r>
+      <w:r>
+        <w:rPr>
+          <w:lang w:val="en_US" w:bidi="en_US"/>
+        </w:rPr>
+        <w:t>12:1–11</w:t>
+      </w:r>
       <w:r>
         <w:rPr>
           <w:lang w:val="en_US" w:bidi="en_US"/>
         </w:rPr>
         <w:t xml:space="preserve">, </w:t>
       </w:r>
-      <w:hyperlink r:id="rId45">
-        <w:r>
-          <w:rPr>
-            <w:lang w:val="en_US" w:bidi="en_US"/>
-          </w:rPr>
-          <w:rPr>
-            <w:color w:val="0000EE"/>
-            <w:u w:val="single"/>
-          </w:rPr>
-          <w:t>17</w:t>
-        </w:r>
-      </w:hyperlink>
+      <w:r>
+        <w:rPr>
+          <w:lang w:val="en_US" w:bidi="en_US"/>
+        </w:rPr>
+        <w:t>17</w:t>
+      </w:r>
       <w:r>
         <w:rPr>
           <w:lang w:val="en_US" w:bidi="en_US"/>
@@ -1423,90 +1183,60 @@
         </w:rPr>
         <w:t>Mary, the wife of Joseph, was the virgin mother of Jesus. Luke tells us that as a young girl in Nazareth, Mary was engaged to Joseph, a local carpenter. Before they married, an angel told her she would become pregnant by God's Spirit and give birth to the Son of God (</w:t>
       </w:r>
-      <w:hyperlink r:id="rId46">
-        <w:r>
-          <w:rPr>
-            <w:lang w:val="en_US" w:bidi="en_US"/>
-          </w:rPr>
-          <w:rPr>
-            <w:color w:val="0000EE"/>
-            <w:u w:val="single"/>
-          </w:rPr>
-          <w:t>Luke 1:26–35</w:t>
-        </w:r>
-      </w:hyperlink>
+      <w:r>
+        <w:rPr>
+          <w:lang w:val="en_US" w:bidi="en_US"/>
+        </w:rPr>
+        <w:t>Luke 1:26–35</w:t>
+      </w:r>
       <w:r>
         <w:rPr>
           <w:lang w:val="en_US" w:bidi="en_US"/>
         </w:rPr>
         <w:t>). Mary accepted this extraordinary message with simple faith, humbly agreeing to God's will (</w:t>
       </w:r>
-      <w:hyperlink r:id="rId47">
-        <w:r>
-          <w:rPr>
-            <w:lang w:val="en_US" w:bidi="en_US"/>
-          </w:rPr>
-          <w:rPr>
-            <w:color w:val="0000EE"/>
-            <w:u w:val="single"/>
-          </w:rPr>
-          <w:t>Luke 1:38</w:t>
-        </w:r>
-      </w:hyperlink>
+      <w:r>
+        <w:rPr>
+          <w:lang w:val="en_US" w:bidi="en_US"/>
+        </w:rPr>
+        <w:t>Luke 1:38</w:t>
+      </w:r>
       <w:r>
         <w:rPr>
           <w:lang w:val="en_US" w:bidi="en_US"/>
         </w:rPr>
         <w:t xml:space="preserve">; see also </w:t>
       </w:r>
-      <w:hyperlink r:id="rId48">
-        <w:r>
-          <w:rPr>
-            <w:lang w:val="en_US" w:bidi="en_US"/>
-          </w:rPr>
-          <w:rPr>
-            <w:color w:val="0000EE"/>
-            <w:u w:val="single"/>
-          </w:rPr>
-          <w:t>Luke 1:46–55</w:t>
-        </w:r>
-      </w:hyperlink>
+      <w:r>
+        <w:rPr>
+          <w:lang w:val="en_US" w:bidi="en_US"/>
+        </w:rPr>
+        <w:t>Luke 1:46–55</w:t>
+      </w:r>
       <w:r>
         <w:rPr>
           <w:lang w:val="en_US" w:bidi="en_US"/>
         </w:rPr>
         <w:t>). Soon after, her relative Elizabeth confirmed the message, calling Mary the most blessed of all women (</w:t>
       </w:r>
-      <w:hyperlink r:id="rId49">
-        <w:r>
-          <w:rPr>
-            <w:lang w:val="en_US" w:bidi="en_US"/>
-          </w:rPr>
-          <w:rPr>
-            <w:color w:val="0000EE"/>
-            <w:u w:val="single"/>
-          </w:rPr>
-          <w:t>Luke 1:39–45</w:t>
-        </w:r>
-      </w:hyperlink>
+      <w:r>
+        <w:rPr>
+          <w:lang w:val="en_US" w:bidi="en_US"/>
+        </w:rPr>
+        <w:t>Luke 1:39–45</w:t>
+      </w:r>
       <w:r>
         <w:rPr>
           <w:lang w:val="en_US" w:bidi="en_US"/>
         </w:rPr>
         <w:t>). People saw Mary's miraculous bearing of the Son of God as a fulfillment of prophecy (</w:t>
       </w:r>
-      <w:hyperlink r:id="rId50">
-        <w:r>
-          <w:rPr>
-            <w:lang w:val="en_US" w:bidi="en_US"/>
-          </w:rPr>
-          <w:rPr>
-            <w:color w:val="0000EE"/>
-            <w:u w:val="single"/>
-          </w:rPr>
-          <w:t>Isaiah 7:14</w:t>
-        </w:r>
-      </w:hyperlink>
+      <w:r>
+        <w:rPr>
+          <w:lang w:val="en_US" w:bidi="en_US"/>
+        </w:rPr>
+        <w:t>Isaiah 7:14</w:t>
+      </w:r>
       <w:r>
         <w:rPr>
           <w:lang w:val="en_US" w:bidi="en_US"/>
@@ -1527,108 +1257,72 @@
         </w:rPr>
         <w:t>Jesus was born under unusual circumstances. Joseph took Mary to Bethlehem for a Roman census. The child was born in a stable because no other lodging was available (</w:t>
       </w:r>
-      <w:hyperlink r:id="rId51">
-        <w:r>
-          <w:rPr>
-            <w:lang w:val="en_US" w:bidi="en_US"/>
-          </w:rPr>
-          <w:rPr>
-            <w:color w:val="0000EE"/>
-            <w:u w:val="single"/>
-          </w:rPr>
-          <w:t>Luke 2:1–7</w:t>
-        </w:r>
-      </w:hyperlink>
+      <w:r>
+        <w:rPr>
+          <w:lang w:val="en_US" w:bidi="en_US"/>
+        </w:rPr>
+        <w:t>Luke 2:1–7</w:t>
+      </w:r>
       <w:r>
         <w:rPr>
           <w:lang w:val="en_US" w:bidi="en_US"/>
         </w:rPr>
         <w:t>). Later, Mary and Joseph fled to Egypt to protect the child from Herod's massacre of young boys in Bethlehem (</w:t>
       </w:r>
-      <w:hyperlink r:id="rId52">
-        <w:r>
-          <w:rPr>
-            <w:lang w:val="en_US" w:bidi="en_US"/>
-          </w:rPr>
-          <w:rPr>
-            <w:color w:val="0000EE"/>
-            <w:u w:val="single"/>
-          </w:rPr>
-          <w:t>Matthew 2:13–18</w:t>
-        </w:r>
-      </w:hyperlink>
+      <w:r>
+        <w:rPr>
+          <w:lang w:val="en_US" w:bidi="en_US"/>
+        </w:rPr>
+        <w:t>Matthew 2:13–18</w:t>
+      </w:r>
       <w:r>
         <w:rPr>
           <w:lang w:val="en_US" w:bidi="en_US"/>
         </w:rPr>
         <w:t>). When they returned, they settled in Nazareth to raise their family (</w:t>
       </w:r>
-      <w:hyperlink r:id="rId53">
-        <w:r>
-          <w:rPr>
-            <w:lang w:val="en_US" w:bidi="en_US"/>
-          </w:rPr>
-          <w:rPr>
-            <w:color w:val="0000EE"/>
-            <w:u w:val="single"/>
-          </w:rPr>
-          <w:t>Matthew 2:19–23</w:t>
-        </w:r>
-      </w:hyperlink>
+      <w:r>
+        <w:rPr>
+          <w:lang w:val="en_US" w:bidi="en_US"/>
+        </w:rPr>
+        <w:t>Matthew 2:19–23</w:t>
+      </w:r>
       <w:r>
         <w:rPr>
           <w:lang w:val="en_US" w:bidi="en_US"/>
         </w:rPr>
         <w:t>). After Jesus was born, Mary likely had several other sons and daughters (</w:t>
       </w:r>
-      <w:hyperlink r:id="rId54">
-        <w:r>
-          <w:rPr>
-            <w:lang w:val="en_US" w:bidi="en_US"/>
-          </w:rPr>
-          <w:rPr>
-            <w:color w:val="0000EE"/>
-            <w:u w:val="single"/>
-          </w:rPr>
-          <w:t>Matthew 13:55–56</w:t>
-        </w:r>
-      </w:hyperlink>
-      <w:r>
-        <w:rPr>
-          <w:lang w:val="en_US" w:bidi="en_US"/>
-        </w:rPr>
-        <w:t xml:space="preserve">; </w:t>
-      </w:r>
-      <w:hyperlink r:id="rId55">
-        <w:r>
-          <w:rPr>
-            <w:lang w:val="en_US" w:bidi="en_US"/>
-          </w:rPr>
-          <w:rPr>
-            <w:color w:val="0000EE"/>
-            <w:u w:val="single"/>
-          </w:rPr>
-          <w:t>Mark 6:3</w:t>
-        </w:r>
-      </w:hyperlink>
+      <w:r>
+        <w:rPr>
+          <w:lang w:val="en_US" w:bidi="en_US"/>
+        </w:rPr>
+        <w:t>Matthew 13:55–56</w:t>
+      </w:r>
+      <w:r>
+        <w:rPr>
+          <w:lang w:val="en_US" w:bidi="en_US"/>
+        </w:rPr>
+        <w:t xml:space="preserve">; </w:t>
+      </w:r>
+      <w:r>
+        <w:rPr>
+          <w:lang w:val="en_US" w:bidi="en_US"/>
+        </w:rPr>
+        <w:t>Mark 6:3</w:t>
+      </w:r>
       <w:r>
         <w:rPr>
           <w:lang w:val="en_US" w:bidi="en_US"/>
         </w:rPr>
         <w:t xml:space="preserve">). Mary probably told Luke the details of the birth of Jesus and the unusual events surrounding it (see </w:t>
       </w:r>
-      <w:hyperlink r:id="rId56">
-        <w:r>
-          <w:rPr>
-            <w:lang w:val="en_US" w:bidi="en_US"/>
-          </w:rPr>
-          <w:rPr>
-            <w:color w:val="0000EE"/>
-            <w:u w:val="single"/>
-          </w:rPr>
-          <w:t>Luke 2:51</w:t>
-        </w:r>
-      </w:hyperlink>
+      <w:r>
+        <w:rPr>
+          <w:lang w:val="en_US" w:bidi="en_US"/>
+        </w:rPr>
+        <w:t>Luke 2:51</w:t>
+      </w:r>
       <w:r>
         <w:rPr>
           <w:lang w:val="en_US" w:bidi="en_US"/>
@@ -1649,90 +1343,60 @@
         </w:rPr>
         <w:t>When Jesus was twelve, he stayed in the temple during a family trip to Jerusalem. Mary and Joseph scolded him for staying behind when they left, but they did not understand his response (</w:t>
       </w:r>
-      <w:hyperlink r:id="rId57">
-        <w:r>
-          <w:rPr>
-            <w:lang w:val="en_US" w:bidi="en_US"/>
-          </w:rPr>
-          <w:rPr>
-            <w:color w:val="0000EE"/>
-            <w:u w:val="single"/>
-          </w:rPr>
-          <w:t>Luke 2:41–51</w:t>
-        </w:r>
-      </w:hyperlink>
+      <w:r>
+        <w:rPr>
+          <w:lang w:val="en_US" w:bidi="en_US"/>
+        </w:rPr>
+        <w:t>Luke 2:41–51</w:t>
+      </w:r>
       <w:r>
         <w:rPr>
           <w:lang w:val="en_US" w:bidi="en_US"/>
         </w:rPr>
         <w:t>). Early in his public ministry, Mary urged Jesus to perform a miracle at a wedding in Cana (</w:t>
       </w:r>
-      <w:hyperlink r:id="rId58">
-        <w:r>
-          <w:rPr>
-            <w:lang w:val="en_US" w:bidi="en_US"/>
-          </w:rPr>
-          <w:rPr>
-            <w:color w:val="0000EE"/>
-            <w:u w:val="single"/>
-          </w:rPr>
-          <w:t>John 2:1–11</w:t>
-        </w:r>
-      </w:hyperlink>
+      <w:r>
+        <w:rPr>
+          <w:lang w:val="en_US" w:bidi="en_US"/>
+        </w:rPr>
+        <w:t>John 2:1–11</w:t>
+      </w:r>
       <w:r>
         <w:rPr>
           <w:lang w:val="en_US" w:bidi="en_US"/>
         </w:rPr>
         <w:t>). Later, when she and his brothers went to see Jesus, he said that his disciples were his true family (</w:t>
       </w:r>
-      <w:hyperlink r:id="rId59">
-        <w:r>
-          <w:rPr>
-            <w:lang w:val="en_US" w:bidi="en_US"/>
-          </w:rPr>
-          <w:rPr>
-            <w:color w:val="0000EE"/>
-            <w:u w:val="single"/>
-          </w:rPr>
-          <w:t>Matthew 12:46–50</w:t>
-        </w:r>
-      </w:hyperlink>
-      <w:r>
-        <w:rPr>
-          <w:lang w:val="en_US" w:bidi="en_US"/>
-        </w:rPr>
-        <w:t xml:space="preserve">; </w:t>
-      </w:r>
-      <w:hyperlink r:id="rId60">
-        <w:r>
-          <w:rPr>
-            <w:lang w:val="en_US" w:bidi="en_US"/>
-          </w:rPr>
-          <w:rPr>
-            <w:color w:val="0000EE"/>
-            <w:u w:val="single"/>
-          </w:rPr>
-          <w:t>Mark 3:31–35</w:t>
-        </w:r>
-      </w:hyperlink>
-      <w:r>
-        <w:rPr>
-          <w:lang w:val="en_US" w:bidi="en_US"/>
-        </w:rPr>
-        <w:t xml:space="preserve">; </w:t>
-      </w:r>
-      <w:hyperlink r:id="rId61">
-        <w:r>
-          <w:rPr>
-            <w:lang w:val="en_US" w:bidi="en_US"/>
-          </w:rPr>
-          <w:rPr>
-            <w:color w:val="0000EE"/>
-            <w:u w:val="single"/>
-          </w:rPr>
-          <w:t>Luke 8:19–21</w:t>
-        </w:r>
-      </w:hyperlink>
+      <w:r>
+        <w:rPr>
+          <w:lang w:val="en_US" w:bidi="en_US"/>
+        </w:rPr>
+        <w:t>Matthew 12:46–50</w:t>
+      </w:r>
+      <w:r>
+        <w:rPr>
+          <w:lang w:val="en_US" w:bidi="en_US"/>
+        </w:rPr>
+        <w:t xml:space="preserve">; </w:t>
+      </w:r>
+      <w:r>
+        <w:rPr>
+          <w:lang w:val="en_US" w:bidi="en_US"/>
+        </w:rPr>
+        <w:t>Mark 3:31–35</w:t>
+      </w:r>
+      <w:r>
+        <w:rPr>
+          <w:lang w:val="en_US" w:bidi="en_US"/>
+        </w:rPr>
+        <w:t xml:space="preserve">; </w:t>
+      </w:r>
+      <w:r>
+        <w:rPr>
+          <w:lang w:val="en_US" w:bidi="en_US"/>
+        </w:rPr>
+        <w:t>Luke 8:19–21</w:t>
+      </w:r>
       <w:r>
         <w:rPr>
           <w:lang w:val="en_US" w:bidi="en_US"/>
@@ -1753,90 +1417,60 @@
         </w:rPr>
         <w:t xml:space="preserve">When Jesus was put to death on the cross, Mary was among the women watching (see </w:t>
       </w:r>
-      <w:hyperlink r:id="rId62">
-        <w:r>
-          <w:rPr>
-            <w:lang w:val="en_US" w:bidi="en_US"/>
-          </w:rPr>
-          <w:rPr>
-            <w:color w:val="0000EE"/>
-            <w:u w:val="single"/>
-          </w:rPr>
-          <w:t>Mark 15:40</w:t>
-        </w:r>
-      </w:hyperlink>
+      <w:r>
+        <w:rPr>
+          <w:lang w:val="en_US" w:bidi="en_US"/>
+        </w:rPr>
+        <w:t>Mark 15:40</w:t>
+      </w:r>
       <w:r>
         <w:rPr>
           <w:lang w:val="en_US" w:bidi="en_US"/>
         </w:rPr>
         <w:t xml:space="preserve">, </w:t>
       </w:r>
-      <w:hyperlink r:id="rId63">
-        <w:r>
-          <w:rPr>
-            <w:lang w:val="en_US" w:bidi="en_US"/>
-          </w:rPr>
-          <w:rPr>
-            <w:color w:val="0000EE"/>
-            <w:u w:val="single"/>
-          </w:rPr>
-          <w:t>47</w:t>
-        </w:r>
-      </w:hyperlink>
-      <w:r>
-        <w:rPr>
-          <w:lang w:val="en_US" w:bidi="en_US"/>
-        </w:rPr>
-        <w:t xml:space="preserve">; </w:t>
-      </w:r>
-      <w:hyperlink r:id="rId64">
-        <w:r>
-          <w:rPr>
-            <w:lang w:val="en_US" w:bidi="en_US"/>
-          </w:rPr>
-          <w:rPr>
-            <w:color w:val="0000EE"/>
-            <w:u w:val="single"/>
-          </w:rPr>
-          <w:t>John 19:25</w:t>
-        </w:r>
-      </w:hyperlink>
+      <w:r>
+        <w:rPr>
+          <w:lang w:val="en_US" w:bidi="en_US"/>
+        </w:rPr>
+        <w:t>47</w:t>
+      </w:r>
+      <w:r>
+        <w:rPr>
+          <w:lang w:val="en_US" w:bidi="en_US"/>
+        </w:rPr>
+        <w:t xml:space="preserve">; </w:t>
+      </w:r>
+      <w:r>
+        <w:rPr>
+          <w:lang w:val="en_US" w:bidi="en_US"/>
+        </w:rPr>
+        <w:t>John 19:25</w:t>
+      </w:r>
       <w:r>
         <w:rPr>
           <w:lang w:val="en_US" w:bidi="en_US"/>
         </w:rPr>
         <w:t>). As Jesus was dying, he asked John, the “disciple whom He loved,” to care for Mary as his own mother (</w:t>
       </w:r>
-      <w:hyperlink r:id="rId65">
-        <w:r>
-          <w:rPr>
-            <w:lang w:val="en_US" w:bidi="en_US"/>
-          </w:rPr>
-          <w:rPr>
-            <w:color w:val="0000EE"/>
-            <w:u w:val="single"/>
-          </w:rPr>
-          <w:t>John 19:26–27</w:t>
-        </w:r>
-      </w:hyperlink>
+      <w:r>
+        <w:rPr>
+          <w:lang w:val="en_US" w:bidi="en_US"/>
+        </w:rPr>
+        <w:t>John 19:26–27</w:t>
+      </w:r>
       <w:r>
         <w:rPr>
           <w:lang w:val="en_US" w:bidi="en_US"/>
         </w:rPr>
         <w:t>). After Jesus died and came back to life, Mary was part of the believing community. She is mentioned among those praying together when the Holy Spirit came on the Day of Pentecost (</w:t>
       </w:r>
-      <w:hyperlink r:id="rId66">
-        <w:r>
-          <w:rPr>
-            <w:lang w:val="en_US" w:bidi="en_US"/>
-          </w:rPr>
-          <w:rPr>
-            <w:color w:val="0000EE"/>
-            <w:u w:val="single"/>
-          </w:rPr>
-          <w:t>Acts 1:14</w:t>
-        </w:r>
-      </w:hyperlink>
+      <w:r>
+        <w:rPr>
+          <w:lang w:val="en_US" w:bidi="en_US"/>
+        </w:rPr>
+        <w:t>Acts 1:14</w:t>
+      </w:r>
       <w:r>
         <w:rPr>
           <w:lang w:val="en_US" w:bidi="en_US"/>
@@ -1880,126 +1514,84 @@
           <w:lang w:val="en_US" w:bidi="en_US"/>
         </w:rPr>
       </w:r>
-      <w:hyperlink r:id="rId67">
-        <w:r>
-          <w:rPr>
-            <w:lang w:val="en_US" w:bidi="en_US"/>
-          </w:rPr>
-          <w:rPr>
-            <w:color w:val="0000EE"/>
-            <w:u w:val="single"/>
-          </w:rPr>
-          <w:t>Matthew 1:16</w:t>
-        </w:r>
-      </w:hyperlink>
+      <w:r>
+        <w:rPr>
+          <w:lang w:val="en_US" w:bidi="en_US"/>
+        </w:rPr>
+        <w:t>Matthew 1:16</w:t>
+      </w:r>
       <w:r>
         <w:rPr>
           <w:lang w:val="en_US" w:bidi="en_US"/>
         </w:rPr>
         <w:t xml:space="preserve">, </w:t>
       </w:r>
-      <w:hyperlink r:id="rId68">
-        <w:r>
-          <w:rPr>
-            <w:lang w:val="en_US" w:bidi="en_US"/>
-          </w:rPr>
-          <w:rPr>
-            <w:color w:val="0000EE"/>
-            <w:u w:val="single"/>
-          </w:rPr>
-          <w:t>18–25</w:t>
-        </w:r>
-      </w:hyperlink>
-      <w:r>
-        <w:rPr>
-          <w:lang w:val="en_US" w:bidi="en_US"/>
-        </w:rPr>
-        <w:t xml:space="preserve">; </w:t>
-      </w:r>
-      <w:hyperlink r:id="rId69">
-        <w:r>
-          <w:rPr>
-            <w:lang w:val="en_US" w:bidi="en_US"/>
-          </w:rPr>
-          <w:rPr>
-            <w:color w:val="0000EE"/>
-            <w:u w:val="single"/>
-          </w:rPr>
-          <w:t>2:11</w:t>
-        </w:r>
-      </w:hyperlink>
+      <w:r>
+        <w:rPr>
+          <w:lang w:val="en_US" w:bidi="en_US"/>
+        </w:rPr>
+        <w:t>18–25</w:t>
+      </w:r>
+      <w:r>
+        <w:rPr>
+          <w:lang w:val="en_US" w:bidi="en_US"/>
+        </w:rPr>
+        <w:t xml:space="preserve">; </w:t>
+      </w:r>
+      <w:r>
+        <w:rPr>
+          <w:lang w:val="en_US" w:bidi="en_US"/>
+        </w:rPr>
+        <w:t>2:11</w:t>
+      </w:r>
       <w:r>
         <w:rPr>
           <w:lang w:val="en_US" w:bidi="en_US"/>
         </w:rPr>
         <w:t xml:space="preserve">, </w:t>
       </w:r>
-      <w:hyperlink r:id="rId70">
-        <w:r>
-          <w:rPr>
-            <w:lang w:val="en_US" w:bidi="en_US"/>
-          </w:rPr>
-          <w:rPr>
-            <w:color w:val="0000EE"/>
-            <w:u w:val="single"/>
-          </w:rPr>
-          <w:t>13–23</w:t>
-        </w:r>
-      </w:hyperlink>
-      <w:r>
-        <w:rPr>
-          <w:lang w:val="en_US" w:bidi="en_US"/>
-        </w:rPr>
-        <w:t xml:space="preserve">; </w:t>
-      </w:r>
-      <w:hyperlink r:id="rId71">
-        <w:r>
-          <w:rPr>
-            <w:lang w:val="en_US" w:bidi="en_US"/>
-          </w:rPr>
-          <w:rPr>
-            <w:color w:val="0000EE"/>
-            <w:u w:val="single"/>
-          </w:rPr>
-          <w:t>Luke 1:26–2:51</w:t>
-        </w:r>
-      </w:hyperlink>
-      <w:r>
-        <w:rPr>
-          <w:lang w:val="en_US" w:bidi="en_US"/>
-        </w:rPr>
-        <w:t xml:space="preserve">; </w:t>
-      </w:r>
-      <w:hyperlink r:id="rId72">
-        <w:r>
-          <w:rPr>
-            <w:lang w:val="en_US" w:bidi="en_US"/>
-          </w:rPr>
-          <w:rPr>
-            <w:color w:val="0000EE"/>
-            <w:u w:val="single"/>
-          </w:rPr>
-          <w:t>John 19:25–27</w:t>
-        </w:r>
-      </w:hyperlink>
-      <w:r>
-        <w:rPr>
-          <w:lang w:val="en_US" w:bidi="en_US"/>
-        </w:rPr>
-        <w:t xml:space="preserve">; </w:t>
-      </w:r>
-      <w:hyperlink r:id="rId66">
-        <w:r>
-          <w:rPr>
-            <w:lang w:val="en_US" w:bidi="en_US"/>
-          </w:rPr>
-          <w:rPr>
-            <w:color w:val="0000EE"/>
-            <w:u w:val="single"/>
-          </w:rPr>
-          <w:t>Acts 1:14</w:t>
-        </w:r>
-      </w:hyperlink>
+      <w:r>
+        <w:rPr>
+          <w:lang w:val="en_US" w:bidi="en_US"/>
+        </w:rPr>
+        <w:t>13–23</w:t>
+      </w:r>
+      <w:r>
+        <w:rPr>
+          <w:lang w:val="en_US" w:bidi="en_US"/>
+        </w:rPr>
+        <w:t xml:space="preserve">; </w:t>
+      </w:r>
+      <w:r>
+        <w:rPr>
+          <w:lang w:val="en_US" w:bidi="en_US"/>
+        </w:rPr>
+        <w:t>Luke 1:26–2:51</w:t>
+      </w:r>
+      <w:r>
+        <w:rPr>
+          <w:lang w:val="en_US" w:bidi="en_US"/>
+        </w:rPr>
+        <w:t xml:space="preserve">; </w:t>
+      </w:r>
+      <w:r>
+        <w:rPr>
+          <w:lang w:val="en_US" w:bidi="en_US"/>
+        </w:rPr>
+        <w:t>John 19:25–27</w:t>
+      </w:r>
+      <w:r>
+        <w:rPr>
+          <w:lang w:val="en_US" w:bidi="en_US"/>
+        </w:rPr>
+        <w:t xml:space="preserve">; </w:t>
+      </w:r>
+      <w:r>
+        <w:rPr>
+          <w:lang w:val="en_US" w:bidi="en_US"/>
+        </w:rPr>
+        <w:t>Acts 1:14</w:t>
+      </w:r>
       <w:r>
         <w:rPr>
           <w:lang w:val="en_US" w:bidi="en_US"/>
@@ -2062,144 +1654,96 @@
         </w:rPr>
         <w:t>He is called Matthew in all the lists of the apostles (</w:t>
       </w:r>
-      <w:hyperlink r:id="rId73">
-        <w:r>
-          <w:rPr>
-            <w:lang w:val="en_US" w:bidi="en_US"/>
-          </w:rPr>
-          <w:rPr>
-            <w:color w:val="0000EE"/>
-            <w:u w:val="single"/>
-          </w:rPr>
-          <w:t>Matt 10:3</w:t>
-        </w:r>
-      </w:hyperlink>
-      <w:r>
-        <w:rPr>
-          <w:lang w:val="en_US" w:bidi="en_US"/>
-        </w:rPr>
-        <w:t xml:space="preserve">; </w:t>
-      </w:r>
-      <w:hyperlink r:id="rId74">
-        <w:r>
-          <w:rPr>
-            <w:lang w:val="en_US" w:bidi="en_US"/>
-          </w:rPr>
-          <w:rPr>
-            <w:color w:val="0000EE"/>
-            <w:u w:val="single"/>
-          </w:rPr>
-          <w:t>Mark 3:18</w:t>
-        </w:r>
-      </w:hyperlink>
-      <w:r>
-        <w:rPr>
-          <w:lang w:val="en_US" w:bidi="en_US"/>
-        </w:rPr>
-        <w:t xml:space="preserve">; </w:t>
-      </w:r>
-      <w:hyperlink r:id="rId75">
-        <w:r>
-          <w:rPr>
-            <w:lang w:val="en_US" w:bidi="en_US"/>
-          </w:rPr>
-          <w:rPr>
-            <w:color w:val="0000EE"/>
-            <w:u w:val="single"/>
-          </w:rPr>
-          <w:t>Luke 6:15</w:t>
-        </w:r>
-      </w:hyperlink>
-      <w:r>
-        <w:rPr>
-          <w:lang w:val="en_US" w:bidi="en_US"/>
-        </w:rPr>
-        <w:t xml:space="preserve">; </w:t>
-      </w:r>
-      <w:hyperlink r:id="rId76">
-        <w:r>
-          <w:rPr>
-            <w:lang w:val="en_US" w:bidi="en_US"/>
-          </w:rPr>
-          <w:rPr>
-            <w:color w:val="0000EE"/>
-            <w:u w:val="single"/>
-          </w:rPr>
-          <w:t>Acts 1:13</w:t>
-        </w:r>
-      </w:hyperlink>
+      <w:r>
+        <w:rPr>
+          <w:lang w:val="en_US" w:bidi="en_US"/>
+        </w:rPr>
+        <w:t>Matt 10:3</w:t>
+      </w:r>
+      <w:r>
+        <w:rPr>
+          <w:lang w:val="en_US" w:bidi="en_US"/>
+        </w:rPr>
+        <w:t xml:space="preserve">; </w:t>
+      </w:r>
+      <w:r>
+        <w:rPr>
+          <w:lang w:val="en_US" w:bidi="en_US"/>
+        </w:rPr>
+        <w:t>Mark 3:18</w:t>
+      </w:r>
+      <w:r>
+        <w:rPr>
+          <w:lang w:val="en_US" w:bidi="en_US"/>
+        </w:rPr>
+        <w:t xml:space="preserve">; </w:t>
+      </w:r>
+      <w:r>
+        <w:rPr>
+          <w:lang w:val="en_US" w:bidi="en_US"/>
+        </w:rPr>
+        <w:t>Luke 6:15</w:t>
+      </w:r>
+      <w:r>
+        <w:rPr>
+          <w:lang w:val="en_US" w:bidi="en_US"/>
+        </w:rPr>
+        <w:t xml:space="preserve">; </w:t>
+      </w:r>
+      <w:r>
+        <w:rPr>
+          <w:lang w:val="en_US" w:bidi="en_US"/>
+        </w:rPr>
+        <w:t>Acts 1:13</w:t>
+      </w:r>
       <w:r>
         <w:rPr>
           <w:lang w:val="en_US" w:bidi="en_US"/>
         </w:rPr>
         <w:t>). But, in two accounts of his calling, he is called Levi, his other name (</w:t>
       </w:r>
-      <w:hyperlink r:id="rId77">
-        <w:r>
-          <w:rPr>
-            <w:lang w:val="en_US" w:bidi="en_US"/>
-          </w:rPr>
-          <w:rPr>
-            <w:color w:val="0000EE"/>
-            <w:u w:val="single"/>
-          </w:rPr>
-          <w:t>Mark 2:14–15</w:t>
-        </w:r>
-      </w:hyperlink>
-      <w:r>
-        <w:rPr>
-          <w:lang w:val="en_US" w:bidi="en_US"/>
-        </w:rPr>
-        <w:t xml:space="preserve">; </w:t>
-      </w:r>
-      <w:hyperlink r:id="rId78">
-        <w:r>
-          <w:rPr>
-            <w:lang w:val="en_US" w:bidi="en_US"/>
-          </w:rPr>
-          <w:rPr>
-            <w:color w:val="0000EE"/>
-            <w:u w:val="single"/>
-          </w:rPr>
-          <w:t>Luke 5:27–29</w:t>
-        </w:r>
-      </w:hyperlink>
+      <w:r>
+        <w:rPr>
+          <w:lang w:val="en_US" w:bidi="en_US"/>
+        </w:rPr>
+        <w:t>Mark 2:14–15</w:t>
+      </w:r>
+      <w:r>
+        <w:rPr>
+          <w:lang w:val="en_US" w:bidi="en_US"/>
+        </w:rPr>
+        <w:t xml:space="preserve">; </w:t>
+      </w:r>
+      <w:r>
+        <w:rPr>
+          <w:lang w:val="en_US" w:bidi="en_US"/>
+        </w:rPr>
+        <w:t>Luke 5:27–29</w:t>
+      </w:r>
       <w:r>
         <w:rPr>
           <w:lang w:val="en_US" w:bidi="en_US"/>
         </w:rPr>
         <w:t xml:space="preserve">; compare </w:t>
       </w:r>
-      <w:hyperlink r:id="rId79">
-        <w:r>
-          <w:rPr>
-            <w:lang w:val="en_US" w:bidi="en_US"/>
-          </w:rPr>
-          <w:rPr>
-            <w:color w:val="0000EE"/>
-            <w:u w:val="single"/>
-          </w:rPr>
-          <w:t>Matthew 9:9–10</w:t>
-        </w:r>
-      </w:hyperlink>
+      <w:r>
+        <w:rPr>
+          <w:lang w:val="en_US" w:bidi="en_US"/>
+        </w:rPr>
+        <w:t>Matthew 9:9–10</w:t>
+      </w:r>
       <w:r>
         <w:rPr>
           <w:lang w:val="en_US" w:bidi="en_US"/>
         </w:rPr>
         <w:t>). His father was Alphaeus (</w:t>
       </w:r>
-      <w:hyperlink r:id="rId80">
-        <w:r>
-          <w:rPr>
-            <w:lang w:val="en_US" w:bidi="en_US"/>
-          </w:rPr>
-          <w:rPr>
-            <w:color w:val="0000EE"/>
-            <w:u w:val="single"/>
-          </w:rPr>
-          <w:t>Mark 2:14</w:t>
-        </w:r>
-      </w:hyperlink>
+      <w:r>
+        <w:rPr>
+          <w:lang w:val="en_US" w:bidi="en_US"/>
+        </w:rPr>
+        <w:t>Mark 2:14</w:t>
+      </w:r>
       <w:r>
         <w:rPr>
           <w:lang w:val="en_US" w:bidi="en_US"/>
@@ -2220,72 +1764,48 @@
         </w:rPr>
         <w:t>Jews who collected taxes for the Romans were often seen as sinners by other Jews. They made money by working for the occupying forces and practiced legal extortion. It is important that Jesus chose a tax collector to be one of his followers. When the Pharisees criticized Jesus for accepting Matthew's dinner invitation and eating with tax collectors and other sinners, Jesus used the moment to teach about compassion. He stressed that he came for sinners, not for those who saw themselves as righteous (</w:t>
       </w:r>
-      <w:hyperlink r:id="rId81">
-        <w:r>
-          <w:rPr>
-            <w:lang w:val="en_US" w:bidi="en_US"/>
-          </w:rPr>
-          <w:rPr>
-            <w:color w:val="0000EE"/>
-            <w:u w:val="single"/>
-          </w:rPr>
-          <w:t>Matthew 9:9–13</w:t>
-        </w:r>
-      </w:hyperlink>
-      <w:r>
-        <w:rPr>
-          <w:lang w:val="en_US" w:bidi="en_US"/>
-        </w:rPr>
-        <w:t xml:space="preserve">; </w:t>
-      </w:r>
-      <w:hyperlink r:id="rId82">
-        <w:r>
-          <w:rPr>
-            <w:lang w:val="en_US" w:bidi="en_US"/>
-          </w:rPr>
-          <w:rPr>
-            <w:color w:val="0000EE"/>
-            <w:u w:val="single"/>
-          </w:rPr>
-          <w:t>Mark 2:14–17</w:t>
-        </w:r>
-      </w:hyperlink>
-      <w:r>
-        <w:rPr>
-          <w:lang w:val="en_US" w:bidi="en_US"/>
-        </w:rPr>
-        <w:t xml:space="preserve">; </w:t>
-      </w:r>
-      <w:hyperlink r:id="rId83">
-        <w:r>
-          <w:rPr>
-            <w:lang w:val="en_US" w:bidi="en_US"/>
-          </w:rPr>
-          <w:rPr>
-            <w:color w:val="0000EE"/>
-            <w:u w:val="single"/>
-          </w:rPr>
-          <w:t>Luke 5:27–32</w:t>
-        </w:r>
-      </w:hyperlink>
+      <w:r>
+        <w:rPr>
+          <w:lang w:val="en_US" w:bidi="en_US"/>
+        </w:rPr>
+        <w:t>Matthew 9:9–13</w:t>
+      </w:r>
+      <w:r>
+        <w:rPr>
+          <w:lang w:val="en_US" w:bidi="en_US"/>
+        </w:rPr>
+        <w:t xml:space="preserve">; </w:t>
+      </w:r>
+      <w:r>
+        <w:rPr>
+          <w:lang w:val="en_US" w:bidi="en_US"/>
+        </w:rPr>
+        <w:t>Mark 2:14–17</w:t>
+      </w:r>
+      <w:r>
+        <w:rPr>
+          <w:lang w:val="en_US" w:bidi="en_US"/>
+        </w:rPr>
+        <w:t xml:space="preserve">; </w:t>
+      </w:r>
+      <w:r>
+        <w:rPr>
+          <w:lang w:val="en_US" w:bidi="en_US"/>
+        </w:rPr>
+        <w:t>Luke 5:27–32</w:t>
+      </w:r>
       <w:r>
         <w:rPr>
           <w:lang w:val="en_US" w:bidi="en_US"/>
         </w:rPr>
         <w:t>). Matthew responded immediately to the call from Jesus to follow him, leaving everything behind (</w:t>
       </w:r>
-      <w:hyperlink r:id="rId84">
-        <w:r>
-          <w:rPr>
-            <w:lang w:val="en_US" w:bidi="en_US"/>
-          </w:rPr>
-          <w:rPr>
-            <w:color w:val="0000EE"/>
-            <w:u w:val="single"/>
-          </w:rPr>
-          <w:t>Luke 5:28</w:t>
-        </w:r>
-      </w:hyperlink>
+      <w:r>
+        <w:rPr>
+          <w:lang w:val="en_US" w:bidi="en_US"/>
+        </w:rPr>
+        <w:t>Luke 5:28</w:t>
+      </w:r>
       <w:r>
         <w:rPr>
           <w:lang w:val="en_US" w:bidi="en_US"/>
@@ -2329,126 +1849,84 @@
           <w:lang w:val="en_US" w:bidi="en_US"/>
         </w:rPr>
       </w:r>
-      <w:hyperlink r:id="rId79">
-        <w:r>
-          <w:rPr>
-            <w:lang w:val="en_US" w:bidi="en_US"/>
-          </w:rPr>
-          <w:rPr>
-            <w:color w:val="0000EE"/>
-            <w:u w:val="single"/>
-          </w:rPr>
-          <w:t>Matthew 9:9–10</w:t>
-        </w:r>
-      </w:hyperlink>
-      <w:r>
-        <w:rPr>
-          <w:lang w:val="en_US" w:bidi="en_US"/>
-        </w:rPr>
-        <w:t xml:space="preserve">; </w:t>
-      </w:r>
-      <w:hyperlink r:id="rId73">
-        <w:r>
-          <w:rPr>
-            <w:lang w:val="en_US" w:bidi="en_US"/>
-          </w:rPr>
-          <w:rPr>
-            <w:color w:val="0000EE"/>
-            <w:u w:val="single"/>
-          </w:rPr>
-          <w:t>10:3</w:t>
-        </w:r>
-      </w:hyperlink>
-      <w:r>
-        <w:rPr>
-          <w:lang w:val="en_US" w:bidi="en_US"/>
-        </w:rPr>
-        <w:t xml:space="preserve">; </w:t>
-      </w:r>
-      <w:hyperlink r:id="rId77">
-        <w:r>
-          <w:rPr>
-            <w:lang w:val="en_US" w:bidi="en_US"/>
-          </w:rPr>
-          <w:rPr>
-            <w:color w:val="0000EE"/>
-            <w:u w:val="single"/>
-          </w:rPr>
-          <w:t>Mark 2:14–15</w:t>
-        </w:r>
-      </w:hyperlink>
-      <w:r>
-        <w:rPr>
-          <w:lang w:val="en_US" w:bidi="en_US"/>
-        </w:rPr>
-        <w:t xml:space="preserve">; </w:t>
-      </w:r>
-      <w:hyperlink r:id="rId74">
-        <w:r>
-          <w:rPr>
-            <w:lang w:val="en_US" w:bidi="en_US"/>
-          </w:rPr>
-          <w:rPr>
-            <w:color w:val="0000EE"/>
-            <w:u w:val="single"/>
-          </w:rPr>
-          <w:t>3:18</w:t>
-        </w:r>
-      </w:hyperlink>
-      <w:r>
-        <w:rPr>
-          <w:lang w:val="en_US" w:bidi="en_US"/>
-        </w:rPr>
-        <w:t xml:space="preserve">; </w:t>
-      </w:r>
-      <w:hyperlink r:id="rId78">
-        <w:r>
-          <w:rPr>
-            <w:lang w:val="en_US" w:bidi="en_US"/>
-          </w:rPr>
-          <w:rPr>
-            <w:color w:val="0000EE"/>
-            <w:u w:val="single"/>
-          </w:rPr>
-          <w:t>Luke 5:27–29</w:t>
-        </w:r>
-      </w:hyperlink>
-      <w:r>
-        <w:rPr>
-          <w:lang w:val="en_US" w:bidi="en_US"/>
-        </w:rPr>
-        <w:t xml:space="preserve">; </w:t>
-      </w:r>
-      <w:hyperlink r:id="rId75">
-        <w:r>
-          <w:rPr>
-            <w:lang w:val="en_US" w:bidi="en_US"/>
-          </w:rPr>
-          <w:rPr>
-            <w:color w:val="0000EE"/>
-            <w:u w:val="single"/>
-          </w:rPr>
-          <w:t>6:15</w:t>
-        </w:r>
-      </w:hyperlink>
-      <w:r>
-        <w:rPr>
-          <w:lang w:val="en_US" w:bidi="en_US"/>
-        </w:rPr>
-        <w:t xml:space="preserve">; </w:t>
-      </w:r>
-      <w:hyperlink r:id="rId76">
-        <w:r>
-          <w:rPr>
-            <w:lang w:val="en_US" w:bidi="en_US"/>
-          </w:rPr>
-          <w:rPr>
-            <w:color w:val="0000EE"/>
-            <w:u w:val="single"/>
-          </w:rPr>
-          <w:t>Acts 1:13</w:t>
-        </w:r>
-      </w:hyperlink>
+      <w:r>
+        <w:rPr>
+          <w:lang w:val="en_US" w:bidi="en_US"/>
+        </w:rPr>
+        <w:t>Matthew 9:9–10</w:t>
+      </w:r>
+      <w:r>
+        <w:rPr>
+          <w:lang w:val="en_US" w:bidi="en_US"/>
+        </w:rPr>
+        <w:t xml:space="preserve">; </w:t>
+      </w:r>
+      <w:r>
+        <w:rPr>
+          <w:lang w:val="en_US" w:bidi="en_US"/>
+        </w:rPr>
+        <w:t>10:3</w:t>
+      </w:r>
+      <w:r>
+        <w:rPr>
+          <w:lang w:val="en_US" w:bidi="en_US"/>
+        </w:rPr>
+        <w:t xml:space="preserve">; </w:t>
+      </w:r>
+      <w:r>
+        <w:rPr>
+          <w:lang w:val="en_US" w:bidi="en_US"/>
+        </w:rPr>
+        <w:t>Mark 2:14–15</w:t>
+      </w:r>
+      <w:r>
+        <w:rPr>
+          <w:lang w:val="en_US" w:bidi="en_US"/>
+        </w:rPr>
+        <w:t xml:space="preserve">; </w:t>
+      </w:r>
+      <w:r>
+        <w:rPr>
+          <w:lang w:val="en_US" w:bidi="en_US"/>
+        </w:rPr>
+        <w:t>3:18</w:t>
+      </w:r>
+      <w:r>
+        <w:rPr>
+          <w:lang w:val="en_US" w:bidi="en_US"/>
+        </w:rPr>
+        <w:t xml:space="preserve">; </w:t>
+      </w:r>
+      <w:r>
+        <w:rPr>
+          <w:lang w:val="en_US" w:bidi="en_US"/>
+        </w:rPr>
+        <w:t>Luke 5:27–29</w:t>
+      </w:r>
+      <w:r>
+        <w:rPr>
+          <w:lang w:val="en_US" w:bidi="en_US"/>
+        </w:rPr>
+        <w:t xml:space="preserve">; </w:t>
+      </w:r>
+      <w:r>
+        <w:rPr>
+          <w:lang w:val="en_US" w:bidi="en_US"/>
+        </w:rPr>
+        <w:t>6:15</w:t>
+      </w:r>
+      <w:r>
+        <w:rPr>
+          <w:lang w:val="en_US" w:bidi="en_US"/>
+        </w:rPr>
+        <w:t xml:space="preserve">; </w:t>
+      </w:r>
+      <w:r>
+        <w:rPr>
+          <w:lang w:val="en_US" w:bidi="en_US"/>
+        </w:rPr>
+        <w:t>Acts 1:13</w:t>
+      </w:r>
       <w:r>
         <w:rPr>
           <w:lang w:val="en_US" w:bidi="en_US"/>
@@ -2558,18 +2036,12 @@
         </w:rPr>
         <w:t xml:space="preserve">Cyrus II defeated his grandfather, Astyages of Media, in 549 BC. He established Ecbatana in Media as his capital and set up his archives there (see </w:t>
       </w:r>
-      <w:hyperlink r:id="rId85">
-        <w:r>
-          <w:rPr>
-            <w:lang w:val="en_US" w:bidi="en_US"/>
-          </w:rPr>
-          <w:rPr>
-            <w:color w:val="0000EE"/>
-            <w:u w:val="single"/>
-          </w:rPr>
-          <w:t>Ezra 6:1–5</w:t>
-        </w:r>
-      </w:hyperlink>
+      <w:r>
+        <w:rPr>
+          <w:lang w:val="en_US" w:bidi="en_US"/>
+        </w:rPr>
+        <w:t>Ezra 6:1–5</w:t>
+      </w:r>
       <w:r>
         <w:rPr>
           <w:lang w:val="en_US" w:bidi="en_US"/>
@@ -2590,18 +2062,12 @@
         </w:rPr>
         <w:t xml:space="preserve">Cyrus showed kindness and generosity to defeated enemies. As a skilled military leader, he invaded Asia Minor, defeated Croesus, the king of Lydia, and controlled the Greek cities in the region. In 539 BC, he captured Babylon with almost no resistance and allowed exiled people to return home to rebuild their temples (see </w:t>
       </w:r>
-      <w:hyperlink r:id="rId86">
-        <w:r>
-          <w:rPr>
-            <w:lang w:val="en_US" w:bidi="en_US"/>
-          </w:rPr>
-          <w:rPr>
-            <w:color w:val="0000EE"/>
-            <w:u w:val="single"/>
-          </w:rPr>
-          <w:t>Ezra 1:1–4</w:t>
-        </w:r>
-      </w:hyperlink>
+      <w:r>
+        <w:rPr>
+          <w:lang w:val="en_US" w:bidi="en_US"/>
+        </w:rPr>
+        <w:t>Ezra 1:1–4</w:t>
+      </w:r>
       <w:r>
         <w:rPr>
           <w:lang w:val="en_US" w:bidi="en_US"/>
@@ -2703,18 +2169,12 @@
         </w:rPr>
         <w:t xml:space="preserve">The first mention of Persia in Israel's history is in </w:t>
       </w:r>
-      <w:hyperlink r:id="rId87">
-        <w:r>
-          <w:rPr>
-            <w:lang w:val="en_US" w:bidi="en_US"/>
-          </w:rPr>
-          <w:rPr>
-            <w:color w:val="0000EE"/>
-            <w:u w:val="single"/>
-          </w:rPr>
-          <w:t>Isaiah 44:28–45:13</w:t>
-        </w:r>
-      </w:hyperlink>
+      <w:r>
+        <w:rPr>
+          <w:lang w:val="en_US" w:bidi="en_US"/>
+        </w:rPr>
+        <w:t>Isaiah 44:28–45:13</w:t>
+      </w:r>
       <w:r>
         <w:rPr>
           <w:lang w:val="en_US" w:bidi="en_US"/>
@@ -2744,18 +2204,12 @@
           <w:lang w:val="en_US" w:bidi="en_US"/>
         </w:rPr>
       </w:r>
-      <w:hyperlink r:id="rId88">
-        <w:r>
-          <w:rPr>
-            <w:lang w:val="en_US" w:bidi="en_US"/>
-          </w:rPr>
-          <w:rPr>
-            <w:color w:val="0000EE"/>
-            <w:u w:val="single"/>
-          </w:rPr>
-          <w:t>Ezra 4:5–7</w:t>
-        </w:r>
-      </w:hyperlink>
+      <w:r>
+        <w:rPr>
+          <w:lang w:val="en_US" w:bidi="en_US"/>
+        </w:rPr>
+        <w:t>Ezra 4:5–7</w:t>
+      </w:r>
       <w:r>
         <w:rPr>
           <w:lang w:val="en_US" w:bidi="en_US"/>
@@ -2818,36 +2272,24 @@
         </w:rPr>
         <w:t>Abraham met Melchizedek after defeating four Mesopotamian kings. The Mesopotamians had raided Sodom and Gomorrah and captured Abraham’s nephew Lot (</w:t>
       </w:r>
-      <w:hyperlink r:id="rId89">
-        <w:r>
-          <w:rPr>
-            <w:lang w:val="en_US" w:bidi="en_US"/>
-          </w:rPr>
-          <w:rPr>
-            <w:color w:val="0000EE"/>
-            <w:u w:val="single"/>
-          </w:rPr>
-          <w:t>Genesis 14:1–16</w:t>
-        </w:r>
-      </w:hyperlink>
+      <w:r>
+        <w:rPr>
+          <w:lang w:val="en_US" w:bidi="en_US"/>
+        </w:rPr>
+        <w:t>Genesis 14:1–16</w:t>
+      </w:r>
       <w:r>
         <w:rPr>
           <w:lang w:val="en_US" w:bidi="en_US"/>
         </w:rPr>
         <w:t xml:space="preserve">). When Abraham returned from battle, Melchizedek, king of Salem (which is Jerusalem; see </w:t>
       </w:r>
-      <w:hyperlink r:id="rId90">
-        <w:r>
-          <w:rPr>
-            <w:lang w:val="en_US" w:bidi="en_US"/>
-          </w:rPr>
-          <w:rPr>
-            <w:color w:val="0000EE"/>
-            <w:u w:val="single"/>
-          </w:rPr>
-          <w:t>Psalm 76:2</w:t>
-        </w:r>
-      </w:hyperlink>
+      <w:r>
+        <w:rPr>
+          <w:lang w:val="en_US" w:bidi="en_US"/>
+        </w:rPr>
+        <w:t>Psalm 76:2</w:t>
+      </w:r>
       <w:r>
         <w:rPr>
           <w:lang w:val="en_US" w:bidi="en_US"/>
@@ -2866,126 +2308,84 @@
         </w:rPr>
         <w:t>” (</w:t>
       </w:r>
-      <w:hyperlink r:id="rId91">
-        <w:r>
-          <w:rPr>
-            <w:lang w:val="en_US" w:bidi="en_US"/>
-          </w:rPr>
-          <w:rPr>
-            <w:color w:val="0000EE"/>
-            <w:u w:val="single"/>
-          </w:rPr>
-          <w:t>Genesis 14:18</w:t>
-        </w:r>
-      </w:hyperlink>
+      <w:r>
+        <w:rPr>
+          <w:lang w:val="en_US" w:bidi="en_US"/>
+        </w:rPr>
+        <w:t>Genesis 14:18</w:t>
+      </w:r>
       <w:r>
         <w:rPr>
           <w:lang w:val="en_US" w:bidi="en_US"/>
         </w:rPr>
         <w:t xml:space="preserve">), the true God who created heaven and earth (see </w:t>
       </w:r>
-      <w:hyperlink r:id="rId92">
-        <w:r>
-          <w:rPr>
-            <w:lang w:val="en_US" w:bidi="en_US"/>
-          </w:rPr>
-          <w:rPr>
-            <w:color w:val="0000EE"/>
-            <w:u w:val="single"/>
-          </w:rPr>
-          <w:t>Psalms 7:17</w:t>
-        </w:r>
-      </w:hyperlink>
-      <w:r>
-        <w:rPr>
-          <w:lang w:val="en_US" w:bidi="en_US"/>
-        </w:rPr>
-        <w:t xml:space="preserve">; </w:t>
-      </w:r>
-      <w:hyperlink r:id="rId93">
-        <w:r>
-          <w:rPr>
-            <w:lang w:val="en_US" w:bidi="en_US"/>
-          </w:rPr>
-          <w:rPr>
-            <w:color w:val="0000EE"/>
-            <w:u w:val="single"/>
-          </w:rPr>
-          <w:t>47:2</w:t>
-        </w:r>
-      </w:hyperlink>
-      <w:r>
-        <w:rPr>
-          <w:lang w:val="en_US" w:bidi="en_US"/>
-        </w:rPr>
-        <w:t xml:space="preserve">; </w:t>
-      </w:r>
-      <w:hyperlink r:id="rId94">
-        <w:r>
-          <w:rPr>
-            <w:lang w:val="en_US" w:bidi="en_US"/>
-          </w:rPr>
-          <w:rPr>
-            <w:color w:val="0000EE"/>
-            <w:u w:val="single"/>
-          </w:rPr>
-          <w:t>57:2</w:t>
-        </w:r>
-      </w:hyperlink>
-      <w:r>
-        <w:rPr>
-          <w:lang w:val="en_US" w:bidi="en_US"/>
-        </w:rPr>
-        <w:t xml:space="preserve">; </w:t>
-      </w:r>
-      <w:hyperlink r:id="rId95">
-        <w:r>
-          <w:rPr>
-            <w:lang w:val="en_US" w:bidi="en_US"/>
-          </w:rPr>
-          <w:rPr>
-            <w:color w:val="0000EE"/>
-            <w:u w:val="single"/>
-          </w:rPr>
-          <w:t>78:56</w:t>
-        </w:r>
-      </w:hyperlink>
+      <w:r>
+        <w:rPr>
+          <w:lang w:val="en_US" w:bidi="en_US"/>
+        </w:rPr>
+        <w:t>Psalms 7:17</w:t>
+      </w:r>
+      <w:r>
+        <w:rPr>
+          <w:lang w:val="en_US" w:bidi="en_US"/>
+        </w:rPr>
+        <w:t xml:space="preserve">; </w:t>
+      </w:r>
+      <w:r>
+        <w:rPr>
+          <w:lang w:val="en_US" w:bidi="en_US"/>
+        </w:rPr>
+        <w:t>47:2</w:t>
+      </w:r>
+      <w:r>
+        <w:rPr>
+          <w:lang w:val="en_US" w:bidi="en_US"/>
+        </w:rPr>
+        <w:t xml:space="preserve">; </w:t>
+      </w:r>
+      <w:r>
+        <w:rPr>
+          <w:lang w:val="en_US" w:bidi="en_US"/>
+        </w:rPr>
+        <w:t>57:2</w:t>
+      </w:r>
+      <w:r>
+        <w:rPr>
+          <w:lang w:val="en_US" w:bidi="en_US"/>
+        </w:rPr>
+        <w:t xml:space="preserve">; </w:t>
+      </w:r>
+      <w:r>
+        <w:rPr>
+          <w:lang w:val="en_US" w:bidi="en_US"/>
+        </w:rPr>
+        <w:t>78:56</w:t>
+      </w:r>
       <w:r>
         <w:rPr>
           <w:lang w:val="en_US" w:bidi="en_US"/>
         </w:rPr>
         <w:t>). Melchizedek understood that Abraham worshiped the true God, and he praised God for giving victory to Abraham (</w:t>
       </w:r>
-      <w:hyperlink r:id="rId96">
-        <w:r>
-          <w:rPr>
-            <w:lang w:val="en_US" w:bidi="en_US"/>
-          </w:rPr>
-          <w:rPr>
-            <w:color w:val="0000EE"/>
-            <w:u w:val="single"/>
-          </w:rPr>
-          <w:t>Genesis 14:19–20</w:t>
-        </w:r>
-      </w:hyperlink>
+      <w:r>
+        <w:rPr>
+          <w:lang w:val="en_US" w:bidi="en_US"/>
+        </w:rPr>
+        <w:t>Genesis 14:19–20</w:t>
+      </w:r>
       <w:r>
         <w:rPr>
           <w:lang w:val="en_US" w:bidi="en_US"/>
         </w:rPr>
         <w:t xml:space="preserve">). Abraham accepted Melchizedek’s gifts and gave him a tithe, showing Melchizedek's importance (see </w:t>
       </w:r>
-      <w:hyperlink r:id="rId97">
-        <w:r>
-          <w:rPr>
-            <w:lang w:val="en_US" w:bidi="en_US"/>
-          </w:rPr>
-          <w:rPr>
-            <w:color w:val="0000EE"/>
-            <w:u w:val="single"/>
-          </w:rPr>
-          <w:t>Hebrews 7:4–10</w:t>
-        </w:r>
-      </w:hyperlink>
+      <w:r>
+        <w:rPr>
+          <w:lang w:val="en_US" w:bidi="en_US"/>
+        </w:rPr>
+        <w:t>Hebrews 7:4–10</w:t>
+      </w:r>
       <w:r>
         <w:rPr>
           <w:lang w:val="en_US" w:bidi="en_US"/>
@@ -3018,36 +2418,24 @@
         </w:rPr>
         <w:t>" (</w:t>
       </w:r>
-      <w:hyperlink r:id="rId98">
-        <w:r>
-          <w:rPr>
-            <w:lang w:val="en_US" w:bidi="en_US"/>
-          </w:rPr>
-          <w:rPr>
-            <w:color w:val="0000EE"/>
-            <w:u w:val="single"/>
-          </w:rPr>
-          <w:t>Psalm 110:4</w:t>
-        </w:r>
-      </w:hyperlink>
+      <w:r>
+        <w:rPr>
+          <w:lang w:val="en_US" w:bidi="en_US"/>
+        </w:rPr>
+        <w:t>Psalm 110:4</w:t>
+      </w:r>
       <w:r>
         <w:rPr>
           <w:lang w:val="en_US" w:bidi="en_US"/>
         </w:rPr>
         <w:t xml:space="preserve">; compare </w:t>
       </w:r>
-      <w:hyperlink r:id="rId99">
-        <w:r>
-          <w:rPr>
-            <w:lang w:val="en_US" w:bidi="en_US"/>
-          </w:rPr>
-          <w:rPr>
-            <w:color w:val="0000EE"/>
-            <w:u w:val="single"/>
-          </w:rPr>
-          <w:t>Hebrews 7:15–25</w:t>
-        </w:r>
-      </w:hyperlink>
+      <w:r>
+        <w:rPr>
+          <w:lang w:val="en_US" w:bidi="en_US"/>
+        </w:rPr>
+        <w:t>Hebrews 7:15–25</w:t>
+      </w:r>
       <w:r>
         <w:rPr>
           <w:lang w:val="en_US" w:bidi="en_US"/>
@@ -3066,18 +2454,12 @@
         </w:rPr>
         <w:t>" but was not the Son of God (</w:t>
       </w:r>
-      <w:hyperlink r:id="rId100">
-        <w:r>
-          <w:rPr>
-            <w:lang w:val="en_US" w:bidi="en_US"/>
-          </w:rPr>
-          <w:rPr>
-            <w:color w:val="0000EE"/>
-            <w:u w:val="single"/>
-          </w:rPr>
-          <w:t>Hebrews 7:3</w:t>
-        </w:r>
-      </w:hyperlink>
+      <w:r>
+        <w:rPr>
+          <w:lang w:val="en_US" w:bidi="en_US"/>
+        </w:rPr>
+        <w:t>Hebrews 7:3</w:t>
+      </w:r>
       <w:r>
         <w:rPr>
           <w:lang w:val="en_US" w:bidi="en_US"/>
@@ -3098,36 +2480,24 @@
         </w:rPr>
         <w:t>Melchizedek, a royal priest, was greater than Levi, the ancestor of Israel's priests. Similarly, the Messiah, Jesus Christ, is a superior priest compared to Aaron's descendants. Jesus offers lasting forgiveness for sins and direct access to God (</w:t>
       </w:r>
-      <w:hyperlink r:id="rId101">
-        <w:r>
-          <w:rPr>
-            <w:lang w:val="en_US" w:bidi="en_US"/>
-          </w:rPr>
-          <w:rPr>
-            <w:color w:val="0000EE"/>
-            <w:u w:val="single"/>
-          </w:rPr>
-          <w:t>Hebrews 7:24–28</w:t>
-        </w:r>
-      </w:hyperlink>
+      <w:r>
+        <w:rPr>
+          <w:lang w:val="en_US" w:bidi="en_US"/>
+        </w:rPr>
+        <w:t>Hebrews 7:24–28</w:t>
+      </w:r>
       <w:r>
         <w:rPr>
           <w:lang w:val="en_US" w:bidi="en_US"/>
         </w:rPr>
         <w:t>). He leads his people through the Holy Spirit instead of the law (</w:t>
       </w:r>
-      <w:hyperlink r:id="rId102">
-        <w:r>
-          <w:rPr>
-            <w:lang w:val="en_US" w:bidi="en_US"/>
-          </w:rPr>
-          <w:rPr>
-            <w:color w:val="0000EE"/>
-            <w:u w:val="single"/>
-          </w:rPr>
-          <w:t>Hebrews 8:7–13</w:t>
-        </w:r>
-      </w:hyperlink>
+      <w:r>
+        <w:rPr>
+          <w:lang w:val="en_US" w:bidi="en_US"/>
+        </w:rPr>
+        <w:t>Hebrews 8:7–13</w:t>
+      </w:r>
       <w:r>
         <w:rPr>
           <w:lang w:val="en_US" w:bidi="en_US"/>
@@ -3157,72 +2527,48 @@
           <w:lang w:val="en_US" w:bidi="en_US"/>
         </w:rPr>
       </w:r>
-      <w:hyperlink r:id="rId103">
-        <w:r>
-          <w:rPr>
-            <w:lang w:val="en_US" w:bidi="en_US"/>
-          </w:rPr>
-          <w:rPr>
-            <w:color w:val="0000EE"/>
-            <w:u w:val="single"/>
-          </w:rPr>
-          <w:t>Genesis 14:17–20</w:t>
-        </w:r>
-      </w:hyperlink>
-      <w:r>
-        <w:rPr>
-          <w:lang w:val="en_US" w:bidi="en_US"/>
-        </w:rPr>
-        <w:t xml:space="preserve">; </w:t>
-      </w:r>
-      <w:hyperlink r:id="rId98">
-        <w:r>
-          <w:rPr>
-            <w:lang w:val="en_US" w:bidi="en_US"/>
-          </w:rPr>
-          <w:rPr>
-            <w:color w:val="0000EE"/>
-            <w:u w:val="single"/>
-          </w:rPr>
-          <w:t>Psalm 110:4</w:t>
-        </w:r>
-      </w:hyperlink>
-      <w:r>
-        <w:rPr>
-          <w:lang w:val="en_US" w:bidi="en_US"/>
-        </w:rPr>
-        <w:t xml:space="preserve">; </w:t>
-      </w:r>
-      <w:hyperlink r:id="rId104">
-        <w:r>
-          <w:rPr>
-            <w:lang w:val="en_US" w:bidi="en_US"/>
-          </w:rPr>
-          <w:rPr>
-            <w:color w:val="0000EE"/>
-            <w:u w:val="single"/>
-          </w:rPr>
-          <w:t>Hebrews 5:6–10</w:t>
-        </w:r>
-      </w:hyperlink>
-      <w:r>
-        <w:rPr>
-          <w:lang w:val="en_US" w:bidi="en_US"/>
-        </w:rPr>
-        <w:t xml:space="preserve">; </w:t>
-      </w:r>
-      <w:hyperlink r:id="rId105">
-        <w:r>
-          <w:rPr>
-            <w:lang w:val="en_US" w:bidi="en_US"/>
-          </w:rPr>
-          <w:rPr>
-            <w:color w:val="0000EE"/>
-            <w:u w:val="single"/>
-          </w:rPr>
-          <w:t>6:20–7:28</w:t>
-        </w:r>
-      </w:hyperlink>
+      <w:r>
+        <w:rPr>
+          <w:lang w:val="en_US" w:bidi="en_US"/>
+        </w:rPr>
+        <w:t>Genesis 14:17–20</w:t>
+      </w:r>
+      <w:r>
+        <w:rPr>
+          <w:lang w:val="en_US" w:bidi="en_US"/>
+        </w:rPr>
+        <w:t xml:space="preserve">; </w:t>
+      </w:r>
+      <w:r>
+        <w:rPr>
+          <w:lang w:val="en_US" w:bidi="en_US"/>
+        </w:rPr>
+        <w:t>Psalm 110:4</w:t>
+      </w:r>
+      <w:r>
+        <w:rPr>
+          <w:lang w:val="en_US" w:bidi="en_US"/>
+        </w:rPr>
+        <w:t xml:space="preserve">; </w:t>
+      </w:r>
+      <w:r>
+        <w:rPr>
+          <w:lang w:val="en_US" w:bidi="en_US"/>
+        </w:rPr>
+        <w:t>Hebrews 5:6–10</w:t>
+      </w:r>
+      <w:r>
+        <w:rPr>
+          <w:lang w:val="en_US" w:bidi="en_US"/>
+        </w:rPr>
+        <w:t xml:space="preserve">; </w:t>
+      </w:r>
+      <w:r>
+        <w:rPr>
+          <w:lang w:val="en_US" w:bidi="en_US"/>
+        </w:rPr>
+        <w:t>6:20–7:28</w:t>
+      </w:r>
       <w:r>
         <w:rPr>
           <w:lang w:val="en_US" w:bidi="en_US"/>
@@ -3271,36 +2617,24 @@
         </w:rPr>
         <w:t>Michal was King Saul’s younger daughter (</w:t>
       </w:r>
-      <w:hyperlink r:id="rId106">
-        <w:r>
-          <w:rPr>
-            <w:lang w:val="en_US" w:bidi="en_US"/>
-          </w:rPr>
-          <w:rPr>
-            <w:color w:val="0000EE"/>
-            <w:u w:val="single"/>
-          </w:rPr>
-          <w:t>1 Samuel 14:49</w:t>
-        </w:r>
-      </w:hyperlink>
+      <w:r>
+        <w:rPr>
+          <w:lang w:val="en_US" w:bidi="en_US"/>
+        </w:rPr>
+        <w:t>1 Samuel 14:49</w:t>
+      </w:r>
       <w:r>
         <w:rPr>
           <w:lang w:val="en_US" w:bidi="en_US"/>
         </w:rPr>
         <w:t>). She was King David’s first wife (</w:t>
       </w:r>
-      <w:hyperlink r:id="rId107">
-        <w:r>
-          <w:rPr>
-            <w:lang w:val="en_US" w:bidi="en_US"/>
-          </w:rPr>
-          <w:rPr>
-            <w:color w:val="0000EE"/>
-            <w:u w:val="single"/>
-          </w:rPr>
-          <w:t>18:17–27</w:t>
-        </w:r>
-      </w:hyperlink>
+      <w:r>
+        <w:rPr>
+          <w:lang w:val="en_US" w:bidi="en_US"/>
+        </w:rPr>
+        <w:t>18:17–27</w:t>
+      </w:r>
       <w:r>
         <w:rPr>
           <w:lang w:val="en_US" w:bidi="en_US"/>
@@ -3335,36 +2669,24 @@
         </w:rPr>
         <w:t>Saul hoped David would die in battle, but the plan failed. Later, Saul found out that his younger daughter, Michal, loved David (</w:t>
       </w:r>
-      <w:hyperlink r:id="rId108">
-        <w:r>
-          <w:rPr>
-            <w:lang w:val="en_US" w:bidi="en_US"/>
-          </w:rPr>
-          <w:rPr>
-            <w:color w:val="0000EE"/>
-            <w:u w:val="single"/>
-          </w:rPr>
-          <w:t>1 Samuel 18:20</w:t>
-        </w:r>
-      </w:hyperlink>
+      <w:r>
+        <w:rPr>
+          <w:lang w:val="en_US" w:bidi="en_US"/>
+        </w:rPr>
+        <w:t>1 Samuel 18:20</w:t>
+      </w:r>
       <w:r>
         <w:rPr>
           <w:lang w:val="en_US" w:bidi="en_US"/>
         </w:rPr>
         <w:t>). This gave him another chance to lure David into fighting the Philistines. This time, David agreed. When David returned victorious, Saul had to give David his daughter in marriage. This marriage alliance helped David when he was building his reputation with the northern tribes (</w:t>
       </w:r>
-      <w:hyperlink r:id="rId109">
-        <w:r>
-          <w:rPr>
-            <w:lang w:val="en_US" w:bidi="en_US"/>
-          </w:rPr>
-          <w:rPr>
-            <w:color w:val="0000EE"/>
-            <w:u w:val="single"/>
-          </w:rPr>
-          <w:t>2 Samuel 3:13–16</w:t>
-        </w:r>
-      </w:hyperlink>
+      <w:r>
+        <w:rPr>
+          <w:lang w:val="en_US" w:bidi="en_US"/>
+        </w:rPr>
+        <w:t>2 Samuel 3:13–16</w:t>
+      </w:r>
       <w:r>
         <w:rPr>
           <w:lang w:val="en_US" w:bidi="en_US"/>
@@ -3385,72 +2707,48 @@
         </w:rPr>
         <w:t>Michal loved David early in their relationship and even tricked her father to help David escape a plan to kill him (</w:t>
       </w:r>
-      <w:hyperlink r:id="rId110">
-        <w:r>
-          <w:rPr>
-            <w:lang w:val="en_US" w:bidi="en_US"/>
-          </w:rPr>
-          <w:rPr>
-            <w:color w:val="0000EE"/>
-            <w:u w:val="single"/>
-          </w:rPr>
-          <w:t>1 Samuel 19:11–17</w:t>
-        </w:r>
-      </w:hyperlink>
+      <w:r>
+        <w:rPr>
+          <w:lang w:val="en_US" w:bidi="en_US"/>
+        </w:rPr>
+        <w:t>1 Samuel 19:11–17</w:t>
+      </w:r>
       <w:r>
         <w:rPr>
           <w:lang w:val="en_US" w:bidi="en_US"/>
         </w:rPr>
         <w:t>). After David left Saul’s court, Saul arranged another marriage for her (</w:t>
       </w:r>
-      <w:hyperlink r:id="rId111">
-        <w:r>
-          <w:rPr>
-            <w:lang w:val="en_US" w:bidi="en_US"/>
-          </w:rPr>
-          <w:rPr>
-            <w:color w:val="0000EE"/>
-            <w:u w:val="single"/>
-          </w:rPr>
-          <w:t>1 Samuel 25:44</w:t>
-        </w:r>
-      </w:hyperlink>
+      <w:r>
+        <w:rPr>
+          <w:lang w:val="en_US" w:bidi="en_US"/>
+        </w:rPr>
+        <w:t>1 Samuel 25:44</w:t>
+      </w:r>
       <w:r>
         <w:rPr>
           <w:lang w:val="en_US" w:bidi="en_US"/>
         </w:rPr>
         <w:t>). But David later ended that marriage to bring her back (</w:t>
       </w:r>
-      <w:hyperlink r:id="rId109">
-        <w:r>
-          <w:rPr>
-            <w:lang w:val="en_US" w:bidi="en_US"/>
-          </w:rPr>
-          <w:rPr>
-            <w:color w:val="0000EE"/>
-            <w:u w:val="single"/>
-          </w:rPr>
-          <w:t>2 Samuel 3:13–16</w:t>
-        </w:r>
-      </w:hyperlink>
+      <w:r>
+        <w:rPr>
+          <w:lang w:val="en_US" w:bidi="en_US"/>
+        </w:rPr>
+        <w:t>2 Samuel 3:13–16</w:t>
+      </w:r>
       <w:r>
         <w:rPr>
           <w:lang w:val="en_US" w:bidi="en_US"/>
         </w:rPr>
         <w:t>). Michal showed disrespect toward David when he danced happily before the ark of the covenant as it was brought into Jerusalem (</w:t>
       </w:r>
-      <w:hyperlink r:id="rId112">
-        <w:r>
-          <w:rPr>
-            <w:lang w:val="en_US" w:bidi="en_US"/>
-          </w:rPr>
-          <w:rPr>
-            <w:color w:val="0000EE"/>
-            <w:u w:val="single"/>
-          </w:rPr>
-          <w:t>2 Samuel 6:16–23</w:t>
-        </w:r>
-      </w:hyperlink>
+      <w:r>
+        <w:rPr>
+          <w:lang w:val="en_US" w:bidi="en_US"/>
+        </w:rPr>
+        <w:t>2 Samuel 6:16–23</w:t>
+      </w:r>
       <w:r>
         <w:rPr>
           <w:lang w:val="en_US" w:bidi="en_US"/>
@@ -3480,90 +2778,60 @@
           <w:lang w:val="en_US" w:bidi="en_US"/>
         </w:rPr>
       </w:r>
-      <w:hyperlink r:id="rId106">
-        <w:r>
-          <w:rPr>
-            <w:lang w:val="en_US" w:bidi="en_US"/>
-          </w:rPr>
-          <w:rPr>
-            <w:color w:val="0000EE"/>
-            <w:u w:val="single"/>
-          </w:rPr>
-          <w:t>1 Samuel 14:49</w:t>
-        </w:r>
-      </w:hyperlink>
-      <w:r>
-        <w:rPr>
-          <w:lang w:val="en_US" w:bidi="en_US"/>
-        </w:rPr>
-        <w:t xml:space="preserve">; </w:t>
-      </w:r>
-      <w:hyperlink r:id="rId113">
-        <w:r>
-          <w:rPr>
-            <w:lang w:val="en_US" w:bidi="en_US"/>
-          </w:rPr>
-          <w:rPr>
-            <w:color w:val="0000EE"/>
-            <w:u w:val="single"/>
-          </w:rPr>
-          <w:t>18:17–30</w:t>
-        </w:r>
-      </w:hyperlink>
-      <w:r>
-        <w:rPr>
-          <w:lang w:val="en_US" w:bidi="en_US"/>
-        </w:rPr>
-        <w:t xml:space="preserve">; </w:t>
-      </w:r>
-      <w:hyperlink r:id="rId110">
-        <w:r>
-          <w:rPr>
-            <w:lang w:val="en_US" w:bidi="en_US"/>
-          </w:rPr>
-          <w:rPr>
-            <w:color w:val="0000EE"/>
-            <w:u w:val="single"/>
-          </w:rPr>
-          <w:t>19:11–17</w:t>
-        </w:r>
-      </w:hyperlink>
-      <w:r>
-        <w:rPr>
-          <w:lang w:val="en_US" w:bidi="en_US"/>
-        </w:rPr>
-        <w:t xml:space="preserve">; </w:t>
-      </w:r>
-      <w:hyperlink r:id="rId109">
-        <w:r>
-          <w:rPr>
-            <w:lang w:val="en_US" w:bidi="en_US"/>
-          </w:rPr>
-          <w:rPr>
-            <w:color w:val="0000EE"/>
-            <w:u w:val="single"/>
-          </w:rPr>
-          <w:t>2 Samuel 3:13–16</w:t>
-        </w:r>
-      </w:hyperlink>
-      <w:r>
-        <w:rPr>
-          <w:lang w:val="en_US" w:bidi="en_US"/>
-        </w:rPr>
-        <w:t xml:space="preserve">; </w:t>
-      </w:r>
-      <w:hyperlink r:id="rId112">
-        <w:r>
-          <w:rPr>
-            <w:lang w:val="en_US" w:bidi="en_US"/>
-          </w:rPr>
-          <w:rPr>
-            <w:color w:val="0000EE"/>
-            <w:u w:val="single"/>
-          </w:rPr>
-          <w:t>6:16–23</w:t>
-        </w:r>
-      </w:hyperlink>
+      <w:r>
+        <w:rPr>
+          <w:lang w:val="en_US" w:bidi="en_US"/>
+        </w:rPr>
+        <w:t>1 Samuel 14:49</w:t>
+      </w:r>
+      <w:r>
+        <w:rPr>
+          <w:lang w:val="en_US" w:bidi="en_US"/>
+        </w:rPr>
+        <w:t xml:space="preserve">; </w:t>
+      </w:r>
+      <w:r>
+        <w:rPr>
+          <w:lang w:val="en_US" w:bidi="en_US"/>
+        </w:rPr>
+        <w:t>18:17–30</w:t>
+      </w:r>
+      <w:r>
+        <w:rPr>
+          <w:lang w:val="en_US" w:bidi="en_US"/>
+        </w:rPr>
+        <w:t xml:space="preserve">; </w:t>
+      </w:r>
+      <w:r>
+        <w:rPr>
+          <w:lang w:val="en_US" w:bidi="en_US"/>
+        </w:rPr>
+        <w:t>19:11–17</w:t>
+      </w:r>
+      <w:r>
+        <w:rPr>
+          <w:lang w:val="en_US" w:bidi="en_US"/>
+        </w:rPr>
+        <w:t xml:space="preserve">; </w:t>
+      </w:r>
+      <w:r>
+        <w:rPr>
+          <w:lang w:val="en_US" w:bidi="en_US"/>
+        </w:rPr>
+        <w:t>2 Samuel 3:13–16</w:t>
+      </w:r>
+      <w:r>
+        <w:rPr>
+          <w:lang w:val="en_US" w:bidi="en_US"/>
+        </w:rPr>
+        <w:t xml:space="preserve">; </w:t>
+      </w:r>
+      <w:r>
+        <w:rPr>
+          <w:lang w:val="en_US" w:bidi="en_US"/>
+        </w:rPr>
+        <w:t>6:16–23</w:t>
+      </w:r>
       <w:r>
         <w:rPr>
           <w:lang w:val="en_US" w:bidi="en_US"/>
@@ -3612,54 +2880,36 @@
         </w:rPr>
         <w:t>The Moabites descended from Moab, the son of Lot and his oldest daughter (</w:t>
       </w:r>
-      <w:hyperlink r:id="rId114">
-        <w:r>
-          <w:rPr>
-            <w:lang w:val="en_US" w:bidi="en_US"/>
-          </w:rPr>
-          <w:rPr>
-            <w:color w:val="0000EE"/>
-            <w:u w:val="single"/>
-          </w:rPr>
-          <w:t>Genesis 19:36–38</w:t>
-        </w:r>
-      </w:hyperlink>
+      <w:r>
+        <w:rPr>
+          <w:lang w:val="en_US" w:bidi="en_US"/>
+        </w:rPr>
+        <w:t>Genesis 19:36–38</w:t>
+      </w:r>
       <w:r>
         <w:rPr>
           <w:lang w:val="en_US" w:bidi="en_US"/>
         </w:rPr>
         <w:t xml:space="preserve">). They settled on the high plateau east of the Dead Sea. Most of Moab is gently rolling tableland divided by ravines. Even at its peak, ancient Moab covered a small area, but its location on the King’s Highway was strategically important (see </w:t>
       </w:r>
-      <w:hyperlink r:id="rId115">
-        <w:r>
-          <w:rPr>
-            <w:lang w:val="en_US" w:bidi="en_US"/>
-          </w:rPr>
-          <w:rPr>
-            <w:color w:val="0000EE"/>
-            <w:u w:val="single"/>
-          </w:rPr>
-          <w:t>Numbers 21:21–22</w:t>
-        </w:r>
-      </w:hyperlink>
-      <w:r>
-        <w:rPr>
-          <w:lang w:val="en_US" w:bidi="en_US"/>
-        </w:rPr>
-        <w:t xml:space="preserve">; </w:t>
-      </w:r>
-      <w:hyperlink r:id="rId116">
-        <w:r>
-          <w:rPr>
-            <w:lang w:val="en_US" w:bidi="en_US"/>
-          </w:rPr>
-          <w:rPr>
-            <w:color w:val="0000EE"/>
-            <w:u w:val="single"/>
-          </w:rPr>
-          <w:t>Judges 11:15–18</w:t>
-        </w:r>
-      </w:hyperlink>
+      <w:r>
+        <w:rPr>
+          <w:lang w:val="en_US" w:bidi="en_US"/>
+        </w:rPr>
+        <w:t>Numbers 21:21–22</w:t>
+      </w:r>
+      <w:r>
+        <w:rPr>
+          <w:lang w:val="en_US" w:bidi="en_US"/>
+        </w:rPr>
+        <w:t xml:space="preserve">; </w:t>
+      </w:r>
+      <w:r>
+        <w:rPr>
+          <w:lang w:val="en_US" w:bidi="en_US"/>
+        </w:rPr>
+        <w:t>Judges 11:15–18</w:t>
+      </w:r>
       <w:r>
         <w:rPr>
           <w:lang w:val="en_US" w:bidi="en_US"/>
@@ -3680,162 +2930,108 @@
         </w:rPr>
         <w:t xml:space="preserve">Before the Israelites passed through the Transjordan, the Moabites were under the control of Sihon, the Amorite king who ruled at Heshbon (see </w:t>
       </w:r>
-      <w:hyperlink r:id="rId117">
-        <w:r>
-          <w:rPr>
-            <w:lang w:val="en_US" w:bidi="en_US"/>
-          </w:rPr>
-          <w:rPr>
-            <w:color w:val="0000EE"/>
-            <w:u w:val="single"/>
-          </w:rPr>
-          <w:t>Numbers 21:13</w:t>
-        </w:r>
-      </w:hyperlink>
+      <w:r>
+        <w:rPr>
+          <w:lang w:val="en_US" w:bidi="en_US"/>
+        </w:rPr>
+        <w:t>Numbers 21:13</w:t>
+      </w:r>
       <w:r>
         <w:rPr>
           <w:lang w:val="en_US" w:bidi="en_US"/>
         </w:rPr>
         <w:t xml:space="preserve">, </w:t>
       </w:r>
-      <w:hyperlink r:id="rId118">
-        <w:r>
-          <w:rPr>
-            <w:lang w:val="en_US" w:bidi="en_US"/>
-          </w:rPr>
-          <w:rPr>
-            <w:color w:val="0000EE"/>
-            <w:u w:val="single"/>
-          </w:rPr>
-          <w:t>26</w:t>
-        </w:r>
-      </w:hyperlink>
+      <w:r>
+        <w:rPr>
+          <w:lang w:val="en_US" w:bidi="en_US"/>
+        </w:rPr>
+        <w:t>26</w:t>
+      </w:r>
       <w:r>
         <w:rPr>
           <w:lang w:val="en_US" w:bidi="en_US"/>
         </w:rPr>
         <w:t>). After Israel defeated Sihon, King Balak of Moab feared Israel might conquer his land, and Moab waged war against them (</w:t>
       </w:r>
-      <w:hyperlink r:id="rId119">
-        <w:r>
-          <w:rPr>
-            <w:lang w:val="en_US" w:bidi="en_US"/>
-          </w:rPr>
-          <w:rPr>
-            <w:color w:val="0000EE"/>
-            <w:u w:val="single"/>
-          </w:rPr>
-          <w:t>Numbers 22:1–25:3</w:t>
-        </w:r>
-      </w:hyperlink>
-      <w:r>
-        <w:rPr>
-          <w:lang w:val="en_US" w:bidi="en_US"/>
-        </w:rPr>
-        <w:t xml:space="preserve">; </w:t>
-      </w:r>
-      <w:hyperlink r:id="rId120">
-        <w:r>
-          <w:rPr>
-            <w:lang w:val="en_US" w:bidi="en_US"/>
-          </w:rPr>
-          <w:rPr>
-            <w:color w:val="0000EE"/>
-            <w:u w:val="single"/>
-          </w:rPr>
-          <w:t>Joshua 24:9</w:t>
-        </w:r>
-      </w:hyperlink>
+      <w:r>
+        <w:rPr>
+          <w:lang w:val="en_US" w:bidi="en_US"/>
+        </w:rPr>
+        <w:t>Numbers 22:1–25:3</w:t>
+      </w:r>
+      <w:r>
+        <w:rPr>
+          <w:lang w:val="en_US" w:bidi="en_US"/>
+        </w:rPr>
+        <w:t xml:space="preserve">; </w:t>
+      </w:r>
+      <w:r>
+        <w:rPr>
+          <w:lang w:val="en_US" w:bidi="en_US"/>
+        </w:rPr>
+        <w:t>Joshua 24:9</w:t>
+      </w:r>
       <w:r>
         <w:rPr>
           <w:lang w:val="en_US" w:bidi="en_US"/>
         </w:rPr>
         <w:t>). From that time onward, Moab and Israel were often in conflict (</w:t>
       </w:r>
-      <w:hyperlink r:id="rId121">
-        <w:r>
-          <w:rPr>
-            <w:lang w:val="en_US" w:bidi="en_US"/>
-          </w:rPr>
-          <w:rPr>
-            <w:color w:val="0000EE"/>
-            <w:u w:val="single"/>
-          </w:rPr>
-          <w:t>Judges 3:12–30</w:t>
-        </w:r>
-      </w:hyperlink>
-      <w:r>
-        <w:rPr>
-          <w:lang w:val="en_US" w:bidi="en_US"/>
-        </w:rPr>
-        <w:t xml:space="preserve">; </w:t>
-      </w:r>
-      <w:hyperlink r:id="rId122">
-        <w:r>
-          <w:rPr>
-            <w:lang w:val="en_US" w:bidi="en_US"/>
-          </w:rPr>
-          <w:rPr>
-            <w:color w:val="0000EE"/>
-            <w:u w:val="single"/>
-          </w:rPr>
-          <w:t>1 Samuel 14:47</w:t>
-        </w:r>
-      </w:hyperlink>
-      <w:r>
-        <w:rPr>
-          <w:lang w:val="en_US" w:bidi="en_US"/>
-        </w:rPr>
-        <w:t xml:space="preserve">; </w:t>
-      </w:r>
-      <w:hyperlink r:id="rId123">
-        <w:r>
-          <w:rPr>
-            <w:lang w:val="en_US" w:bidi="en_US"/>
-          </w:rPr>
-          <w:rPr>
-            <w:color w:val="0000EE"/>
-            <w:u w:val="single"/>
-          </w:rPr>
-          <w:t>2 Samuel 8:2</w:t>
-        </w:r>
-      </w:hyperlink>
-      <w:r>
-        <w:rPr>
-          <w:lang w:val="en_US" w:bidi="en_US"/>
-        </w:rPr>
-        <w:t xml:space="preserve">; </w:t>
-      </w:r>
-      <w:hyperlink r:id="rId124">
-        <w:r>
-          <w:rPr>
-            <w:lang w:val="en_US" w:bidi="en_US"/>
-          </w:rPr>
-          <w:rPr>
-            <w:color w:val="0000EE"/>
-            <w:u w:val="single"/>
-          </w:rPr>
-          <w:t>2 Kings 3</w:t>
-        </w:r>
-      </w:hyperlink>
+      <w:r>
+        <w:rPr>
+          <w:lang w:val="en_US" w:bidi="en_US"/>
+        </w:rPr>
+        <w:t>Judges 3:12–30</w:t>
+      </w:r>
+      <w:r>
+        <w:rPr>
+          <w:lang w:val="en_US" w:bidi="en_US"/>
+        </w:rPr>
+        <w:t xml:space="preserve">; </w:t>
+      </w:r>
+      <w:r>
+        <w:rPr>
+          <w:lang w:val="en_US" w:bidi="en_US"/>
+        </w:rPr>
+        <w:t>1 Samuel 14:47</w:t>
+      </w:r>
+      <w:r>
+        <w:rPr>
+          <w:lang w:val="en_US" w:bidi="en_US"/>
+        </w:rPr>
+        <w:t xml:space="preserve">; </w:t>
+      </w:r>
+      <w:r>
+        <w:rPr>
+          <w:lang w:val="en_US" w:bidi="en_US"/>
+        </w:rPr>
+        <w:t>2 Samuel 8:2</w:t>
+      </w:r>
+      <w:r>
+        <w:rPr>
+          <w:lang w:val="en_US" w:bidi="en_US"/>
+        </w:rPr>
+        <w:t xml:space="preserve">; </w:t>
+      </w:r>
+      <w:r>
+        <w:rPr>
+          <w:lang w:val="en_US" w:bidi="en_US"/>
+        </w:rPr>
+        <w:t>2 Kings 3</w:t>
+      </w:r>
       <w:r>
         <w:rPr>
           <w:lang w:val="en_US" w:bidi="en_US"/>
         </w:rPr>
         <w:t>). But there were also times of peace between them (</w:t>
       </w:r>
-      <w:hyperlink r:id="rId125">
-        <w:r>
-          <w:rPr>
-            <w:lang w:val="en_US" w:bidi="en_US"/>
-          </w:rPr>
-          <w:rPr>
-            <w:color w:val="0000EE"/>
-            <w:u w:val="single"/>
-          </w:rPr>
-          <w:t>Ruth 1:1–2</w:t>
-        </w:r>
-      </w:hyperlink>
+      <w:r>
+        <w:rPr>
+          <w:lang w:val="en_US" w:bidi="en_US"/>
+        </w:rPr>
+        <w:t>Ruth 1:1–2</w:t>
+      </w:r>
       <w:r>
         <w:rPr>
           <w:lang w:val="en_US" w:bidi="en_US"/>
@@ -3856,234 +3052,156 @@
         </w:rPr>
         <w:t>The Ammonites were descendants of Ammon, the son of Lot's younger daughter (</w:t>
       </w:r>
-      <w:hyperlink r:id="rId114">
-        <w:r>
-          <w:rPr>
-            <w:lang w:val="en_US" w:bidi="en_US"/>
-          </w:rPr>
-          <w:rPr>
-            <w:color w:val="0000EE"/>
-            <w:u w:val="single"/>
-          </w:rPr>
-          <w:t>Genesis 19:36–38</w:t>
-        </w:r>
-      </w:hyperlink>
+      <w:r>
+        <w:rPr>
+          <w:lang w:val="en_US" w:bidi="en_US"/>
+        </w:rPr>
+        <w:t>Genesis 19:36–38</w:t>
+      </w:r>
       <w:r>
         <w:rPr>
           <w:lang w:val="en_US" w:bidi="en_US"/>
         </w:rPr>
         <w:t>). They settled in the Transjordan area, northeast of the Dead Sea. When the Israelites arrived after leaving Egypt, God told them not to take Ammonite land, as it belonged to Lot's descendants (</w:t>
       </w:r>
-      <w:hyperlink r:id="rId126">
-        <w:r>
-          <w:rPr>
-            <w:lang w:val="en_US" w:bidi="en_US"/>
-          </w:rPr>
-          <w:rPr>
-            <w:color w:val="0000EE"/>
-            <w:u w:val="single"/>
-          </w:rPr>
-          <w:t>Deuteronomy 2:18–19</w:t>
-        </w:r>
-      </w:hyperlink>
+      <w:r>
+        <w:rPr>
+          <w:lang w:val="en_US" w:bidi="en_US"/>
+        </w:rPr>
+        <w:t>Deuteronomy 2:18–19</w:t>
+      </w:r>
       <w:r>
         <w:rPr>
           <w:lang w:val="en_US" w:bidi="en_US"/>
         </w:rPr>
         <w:t xml:space="preserve">, </w:t>
       </w:r>
-      <w:hyperlink r:id="rId127">
-        <w:r>
-          <w:rPr>
-            <w:lang w:val="en_US" w:bidi="en_US"/>
-          </w:rPr>
-          <w:rPr>
-            <w:color w:val="0000EE"/>
-            <w:u w:val="single"/>
-          </w:rPr>
-          <w:t>37</w:t>
-        </w:r>
-      </w:hyperlink>
+      <w:r>
+        <w:rPr>
+          <w:lang w:val="en_US" w:bidi="en_US"/>
+        </w:rPr>
+        <w:t>37</w:t>
+      </w:r>
       <w:r>
         <w:rPr>
           <w:lang w:val="en_US" w:bidi="en_US"/>
         </w:rPr>
         <w:t>). The Ammonites helped the Moabites fight against Israel and were banned from joining the Lord's congregation for ten generations (</w:t>
       </w:r>
-      <w:hyperlink r:id="rId128">
-        <w:r>
-          <w:rPr>
-            <w:lang w:val="en_US" w:bidi="en_US"/>
-          </w:rPr>
-          <w:rPr>
-            <w:color w:val="0000EE"/>
-            <w:u w:val="single"/>
-          </w:rPr>
-          <w:t>Deuteronomy 23:3–6</w:t>
-        </w:r>
-      </w:hyperlink>
-      <w:r>
-        <w:rPr>
-          <w:lang w:val="en_US" w:bidi="en_US"/>
-        </w:rPr>
-        <w:t xml:space="preserve">; </w:t>
-      </w:r>
-      <w:hyperlink r:id="rId129">
-        <w:r>
-          <w:rPr>
-            <w:lang w:val="en_US" w:bidi="en_US"/>
-          </w:rPr>
-          <w:rPr>
-            <w:color w:val="0000EE"/>
-            <w:u w:val="single"/>
-          </w:rPr>
-          <w:t>Nehemiah 13:1–2</w:t>
-        </w:r>
-      </w:hyperlink>
+      <w:r>
+        <w:rPr>
+          <w:lang w:val="en_US" w:bidi="en_US"/>
+        </w:rPr>
+        <w:t>Deuteronomy 23:3–6</w:t>
+      </w:r>
+      <w:r>
+        <w:rPr>
+          <w:lang w:val="en_US" w:bidi="en_US"/>
+        </w:rPr>
+        <w:t xml:space="preserve">; </w:t>
+      </w:r>
+      <w:r>
+        <w:rPr>
+          <w:lang w:val="en_US" w:bidi="en_US"/>
+        </w:rPr>
+        <w:t>Nehemiah 13:1–2</w:t>
+      </w:r>
       <w:r>
         <w:rPr>
           <w:lang w:val="en_US" w:bidi="en_US"/>
         </w:rPr>
         <w:t xml:space="preserve">; see </w:t>
       </w:r>
-      <w:hyperlink r:id="rId119">
-        <w:r>
-          <w:rPr>
-            <w:lang w:val="en_US" w:bidi="en_US"/>
-          </w:rPr>
-          <w:rPr>
-            <w:color w:val="0000EE"/>
-            <w:u w:val="single"/>
-          </w:rPr>
-          <w:t>Numbers 22:1–25:3</w:t>
-        </w:r>
-      </w:hyperlink>
+      <w:r>
+        <w:rPr>
+          <w:lang w:val="en_US" w:bidi="en_US"/>
+        </w:rPr>
+        <w:t>Numbers 22:1–25:3</w:t>
+      </w:r>
       <w:r>
         <w:rPr>
           <w:lang w:val="en_US" w:bidi="en_US"/>
         </w:rPr>
         <w:t>). After that, the Ammonites often fought with Israel (</w:t>
       </w:r>
-      <w:hyperlink r:id="rId130">
-        <w:r>
-          <w:rPr>
-            <w:lang w:val="en_US" w:bidi="en_US"/>
-          </w:rPr>
-          <w:rPr>
-            <w:color w:val="0000EE"/>
-            <w:u w:val="single"/>
-          </w:rPr>
-          <w:t>Judges 10–11</w:t>
-        </w:r>
-      </w:hyperlink>
-      <w:r>
-        <w:rPr>
-          <w:lang w:val="en_US" w:bidi="en_US"/>
-        </w:rPr>
-        <w:t xml:space="preserve">; </w:t>
-      </w:r>
-      <w:hyperlink r:id="rId131">
-        <w:r>
-          <w:rPr>
-            <w:lang w:val="en_US" w:bidi="en_US"/>
-          </w:rPr>
-          <w:rPr>
-            <w:color w:val="0000EE"/>
-            <w:u w:val="single"/>
-          </w:rPr>
-          <w:t>1 Samuel 11</w:t>
-        </w:r>
-      </w:hyperlink>
-      <w:r>
-        <w:rPr>
-          <w:lang w:val="en_US" w:bidi="en_US"/>
-        </w:rPr>
-        <w:t xml:space="preserve">; </w:t>
-      </w:r>
-      <w:hyperlink r:id="rId122">
-        <w:r>
-          <w:rPr>
-            <w:lang w:val="en_US" w:bidi="en_US"/>
-          </w:rPr>
-          <w:rPr>
-            <w:color w:val="0000EE"/>
-            <w:u w:val="single"/>
-          </w:rPr>
-          <w:t>14:47</w:t>
-        </w:r>
-      </w:hyperlink>
-      <w:r>
-        <w:rPr>
-          <w:lang w:val="en_US" w:bidi="en_US"/>
-        </w:rPr>
-        <w:t xml:space="preserve">; </w:t>
-      </w:r>
-      <w:hyperlink r:id="rId132">
-        <w:r>
-          <w:rPr>
-            <w:lang w:val="en_US" w:bidi="en_US"/>
-          </w:rPr>
-          <w:rPr>
-            <w:color w:val="0000EE"/>
-            <w:u w:val="single"/>
-          </w:rPr>
-          <w:t>1 Chronicles 20:1–3</w:t>
-        </w:r>
-      </w:hyperlink>
-      <w:r>
-        <w:rPr>
-          <w:lang w:val="en_US" w:bidi="en_US"/>
-        </w:rPr>
-        <w:t xml:space="preserve">; </w:t>
-      </w:r>
-      <w:hyperlink r:id="rId133">
-        <w:r>
-          <w:rPr>
-            <w:lang w:val="en_US" w:bidi="en_US"/>
-          </w:rPr>
-          <w:rPr>
-            <w:color w:val="0000EE"/>
-            <w:u w:val="single"/>
-          </w:rPr>
-          <w:t>2 Chronicles 20:1–24</w:t>
-        </w:r>
-      </w:hyperlink>
+      <w:r>
+        <w:rPr>
+          <w:lang w:val="en_US" w:bidi="en_US"/>
+        </w:rPr>
+        <w:t>Judges 10–11</w:t>
+      </w:r>
+      <w:r>
+        <w:rPr>
+          <w:lang w:val="en_US" w:bidi="en_US"/>
+        </w:rPr>
+        <w:t xml:space="preserve">; </w:t>
+      </w:r>
+      <w:r>
+        <w:rPr>
+          <w:lang w:val="en_US" w:bidi="en_US"/>
+        </w:rPr>
+        <w:t>1 Samuel 11</w:t>
+      </w:r>
+      <w:r>
+        <w:rPr>
+          <w:lang w:val="en_US" w:bidi="en_US"/>
+        </w:rPr>
+        <w:t xml:space="preserve">; </w:t>
+      </w:r>
+      <w:r>
+        <w:rPr>
+          <w:lang w:val="en_US" w:bidi="en_US"/>
+        </w:rPr>
+        <w:t>14:47</w:t>
+      </w:r>
+      <w:r>
+        <w:rPr>
+          <w:lang w:val="en_US" w:bidi="en_US"/>
+        </w:rPr>
+        <w:t xml:space="preserve">; </w:t>
+      </w:r>
+      <w:r>
+        <w:rPr>
+          <w:lang w:val="en_US" w:bidi="en_US"/>
+        </w:rPr>
+        <w:t>1 Chronicles 20:1–3</w:t>
+      </w:r>
+      <w:r>
+        <w:rPr>
+          <w:lang w:val="en_US" w:bidi="en_US"/>
+        </w:rPr>
+        <w:t xml:space="preserve">; </w:t>
+      </w:r>
+      <w:r>
+        <w:rPr>
+          <w:lang w:val="en_US" w:bidi="en_US"/>
+        </w:rPr>
+        <w:t>2 Chronicles 20:1–24</w:t>
+      </w:r>
       <w:r>
         <w:rPr>
           <w:lang w:val="en_US" w:bidi="en_US"/>
         </w:rPr>
         <w:t>). But, David seemed to have allied with them for a while (</w:t>
       </w:r>
-      <w:hyperlink r:id="rId134">
-        <w:r>
-          <w:rPr>
-            <w:lang w:val="en_US" w:bidi="en_US"/>
-          </w:rPr>
-          <w:rPr>
-            <w:color w:val="0000EE"/>
-            <w:u w:val="single"/>
-          </w:rPr>
-          <w:t>2 Samuel 17:27–29</w:t>
-        </w:r>
-      </w:hyperlink>
-      <w:r>
-        <w:rPr>
-          <w:lang w:val="en_US" w:bidi="en_US"/>
-        </w:rPr>
-        <w:t xml:space="preserve">; </w:t>
-      </w:r>
-      <w:hyperlink r:id="rId135">
-        <w:r>
-          <w:rPr>
-            <w:lang w:val="en_US" w:bidi="en_US"/>
-          </w:rPr>
-          <w:rPr>
-            <w:color w:val="0000EE"/>
-            <w:u w:val="single"/>
-          </w:rPr>
-          <w:t>23:37</w:t>
-        </w:r>
-      </w:hyperlink>
+      <w:r>
+        <w:rPr>
+          <w:lang w:val="en_US" w:bidi="en_US"/>
+        </w:rPr>
+        <w:t>2 Samuel 17:27–29</w:t>
+      </w:r>
+      <w:r>
+        <w:rPr>
+          <w:lang w:val="en_US" w:bidi="en_US"/>
+        </w:rPr>
+        <w:t xml:space="preserve">; </w:t>
+      </w:r>
+      <w:r>
+        <w:rPr>
+          <w:lang w:val="en_US" w:bidi="en_US"/>
+        </w:rPr>
+        <w:t>23:37</w:t>
+      </w:r>
       <w:r>
         <w:rPr>
           <w:lang w:val="en_US" w:bidi="en_US"/>
@@ -4113,18 +3231,12 @@
           <w:lang w:val="en_US" w:bidi="en_US"/>
         </w:rPr>
       </w:r>
-      <w:hyperlink r:id="rId128">
-        <w:r>
-          <w:rPr>
-            <w:lang w:val="en_US" w:bidi="en_US"/>
-          </w:rPr>
-          <w:rPr>
-            <w:color w:val="0000EE"/>
-            <w:u w:val="single"/>
-          </w:rPr>
-          <w:t>Deuteronomy 23:3–6</w:t>
-        </w:r>
-      </w:hyperlink>
+      <w:r>
+        <w:rPr>
+          <w:lang w:val="en_US" w:bidi="en_US"/>
+        </w:rPr>
+        <w:t>Deuteronomy 23:3–6</w:t>
+      </w:r>
       <w:r>
         <w:rPr>
           <w:lang w:val="en_US" w:bidi="en_US"/>
@@ -4173,18 +3285,12 @@
         </w:rPr>
         <w:t>Moses was the first leader of Israel as a nation. God used Moses at a very important time in the history of his people. He was the prophet who received the law and mediated God's covenant (special agreement) with Israel at Mount Sinai (</w:t>
       </w:r>
-      <w:hyperlink r:id="rId136">
-        <w:r>
-          <w:rPr>
-            <w:lang w:val="en_US" w:bidi="en_US"/>
-          </w:rPr>
-          <w:rPr>
-            <w:color w:val="0000EE"/>
-            <w:u w:val="single"/>
-          </w:rPr>
-          <w:t>Exodus 19:3–6</w:t>
-        </w:r>
-      </w:hyperlink>
+      <w:r>
+        <w:rPr>
+          <w:lang w:val="en_US" w:bidi="en_US"/>
+        </w:rPr>
+        <w:t>Exodus 19:3–6</w:t>
+      </w:r>
       <w:r>
         <w:rPr>
           <w:lang w:val="en_US" w:bidi="en_US"/>
@@ -4205,36 +3311,24 @@
         </w:rPr>
         <w:t>Moses was the younger brother of Miriam and Aaron. He was born in Egypt during a dangerous time (</w:t>
       </w:r>
-      <w:hyperlink r:id="rId137">
-        <w:r>
-          <w:rPr>
-            <w:lang w:val="en_US" w:bidi="en_US"/>
-          </w:rPr>
-          <w:rPr>
-            <w:color w:val="0000EE"/>
-            <w:u w:val="single"/>
-          </w:rPr>
-          <w:t>Exodus 1:15–2:2</w:t>
-        </w:r>
-      </w:hyperlink>
+      <w:r>
+        <w:rPr>
+          <w:lang w:val="en_US" w:bidi="en_US"/>
+        </w:rPr>
+        <w:t>Exodus 1:15–2:2</w:t>
+      </w:r>
       <w:r>
         <w:rPr>
           <w:lang w:val="en_US" w:bidi="en_US"/>
         </w:rPr>
         <w:t>). The Egyptian pharaoh, fearing a rebellion, ordered all Hebrew boys to be killed at birth. Jochebed, the mother of Moses, trusted God and placed her baby in a reed basket on the Nile River. Pharaoh's daughter discovered him and raised him as her own child in the palace (</w:t>
       </w:r>
-      <w:hyperlink r:id="rId138">
-        <w:r>
-          <w:rPr>
-            <w:lang w:val="en_US" w:bidi="en_US"/>
-          </w:rPr>
-          <w:rPr>
-            <w:color w:val="0000EE"/>
-            <w:u w:val="single"/>
-          </w:rPr>
-          <w:t>Exodus 2:3–10</w:t>
-        </w:r>
-      </w:hyperlink>
+      <w:r>
+        <w:rPr>
+          <w:lang w:val="en_US" w:bidi="en_US"/>
+        </w:rPr>
+        <w:t>Exodus 2:3–10</w:t>
+      </w:r>
       <w:r>
         <w:rPr>
           <w:lang w:val="en_US" w:bidi="en_US"/>
@@ -4255,36 +3349,24 @@
         </w:rPr>
         <w:t>We do not know much about the early life of Moses. Jewish tradition says he learned administration and military skills in Pharaoh's household. When he was about forty years old, he killed an Egyptian to save a Hebrew slave and then fled to Midian (</w:t>
       </w:r>
-      <w:hyperlink r:id="rId139">
-        <w:r>
-          <w:rPr>
-            <w:lang w:val="en_US" w:bidi="en_US"/>
-          </w:rPr>
-          <w:rPr>
-            <w:color w:val="0000EE"/>
-            <w:u w:val="single"/>
-          </w:rPr>
-          <w:t>Exodus 2:11–15</w:t>
-        </w:r>
-      </w:hyperlink>
+      <w:r>
+        <w:rPr>
+          <w:lang w:val="en_US" w:bidi="en_US"/>
+        </w:rPr>
+        <w:t>Exodus 2:11–15</w:t>
+      </w:r>
       <w:r>
         <w:rPr>
           <w:lang w:val="en_US" w:bidi="en_US"/>
         </w:rPr>
         <w:t xml:space="preserve">; see also </w:t>
       </w:r>
-      <w:hyperlink r:id="rId140">
-        <w:r>
-          <w:rPr>
-            <w:lang w:val="en_US" w:bidi="en_US"/>
-          </w:rPr>
-          <w:rPr>
-            <w:color w:val="0000EE"/>
-            <w:u w:val="single"/>
-          </w:rPr>
-          <w:t>Acts 7:23–29</w:t>
-        </w:r>
-      </w:hyperlink>
+      <w:r>
+        <w:rPr>
+          <w:lang w:val="en_US" w:bidi="en_US"/>
+        </w:rPr>
+        <w:t>Acts 7:23–29</w:t>
+      </w:r>
       <w:r>
         <w:rPr>
           <w:lang w:val="en_US" w:bidi="en_US"/>
@@ -4305,18 +3387,12 @@
         </w:rPr>
         <w:t>About forty years later, God appeared to Moses in a burning bush. He told Moses to return to Egypt to free his people from slavery (</w:t>
       </w:r>
-      <w:hyperlink r:id="rId141">
-        <w:r>
-          <w:rPr>
-            <w:lang w:val="en_US" w:bidi="en_US"/>
-          </w:rPr>
-          <w:rPr>
-            <w:color w:val="0000EE"/>
-            <w:u w:val="single"/>
-          </w:rPr>
-          <w:t>Exodus 3:1–4:17</w:t>
-        </w:r>
-      </w:hyperlink>
+      <w:r>
+        <w:rPr>
+          <w:lang w:val="en_US" w:bidi="en_US"/>
+        </w:rPr>
+        <w:t>Exodus 3:1–4:17</w:t>
+      </w:r>
       <w:r>
         <w:rPr>
           <w:lang w:val="en_US" w:bidi="en_US"/>
@@ -4351,36 +3427,24 @@
         </w:rPr>
         <w:t>Moses led Israel to Mount Sinai, where he had met God at the burning bush. God revealed himself to Moses again on that mountain, giving him the law, including the Ten Commandments (</w:t>
       </w:r>
-      <w:hyperlink r:id="rId142">
-        <w:r>
-          <w:rPr>
-            <w:lang w:val="en_US" w:bidi="en_US"/>
-          </w:rPr>
-          <w:rPr>
-            <w:color w:val="0000EE"/>
-            <w:u w:val="single"/>
-          </w:rPr>
-          <w:t>Exodus 20:1–23:19</w:t>
-        </w:r>
-      </w:hyperlink>
+      <w:r>
+        <w:rPr>
+          <w:lang w:val="en_US" w:bidi="en_US"/>
+        </w:rPr>
+        <w:t>Exodus 20:1–23:19</w:t>
+      </w:r>
       <w:r>
         <w:rPr>
           <w:lang w:val="en_US" w:bidi="en_US"/>
         </w:rPr>
         <w:t>). He also gave him instructions for building the tabernacle. When Moses came down from the mountain, he found the people had abandoned the true God by worshiping a gold calf (</w:t>
       </w:r>
-      <w:hyperlink r:id="rId143">
-        <w:r>
-          <w:rPr>
-            <w:lang w:val="en_US" w:bidi="en_US"/>
-          </w:rPr>
-          <w:rPr>
-            <w:color w:val="0000EE"/>
-            <w:u w:val="single"/>
-          </w:rPr>
-          <w:t>Exodus 32</w:t>
-        </w:r>
-      </w:hyperlink>
+      <w:r>
+        <w:rPr>
+          <w:lang w:val="en_US" w:bidi="en_US"/>
+        </w:rPr>
+        <w:t>Exodus 32</w:t>
+      </w:r>
       <w:r>
         <w:rPr>
           <w:lang w:val="en_US" w:bidi="en_US"/>
@@ -4401,18 +3465,12 @@
         </w:rPr>
         <w:t>Moses led a complaining, rebellious, and distrustful group through the wilderness. Even his own brother and sister questioned his leadership, using his marriage to a Cushite woman as an excuse (</w:t>
       </w:r>
-      <w:hyperlink r:id="rId144">
-        <w:r>
-          <w:rPr>
-            <w:lang w:val="en_US" w:bidi="en_US"/>
-          </w:rPr>
-          <w:rPr>
-            <w:color w:val="0000EE"/>
-            <w:u w:val="single"/>
-          </w:rPr>
-          <w:t>Numbers 12</w:t>
-        </w:r>
-      </w:hyperlink>
+      <w:r>
+        <w:rPr>
+          <w:lang w:val="en_US" w:bidi="en_US"/>
+        </w:rPr>
+        <w:t>Numbers 12</w:t>
+      </w:r>
       <w:r>
         <w:rPr>
           <w:lang w:val="en_US" w:bidi="en_US"/>
@@ -4433,54 +3491,36 @@
         </w:rPr>
         <w:t>Moses was a great man, but he was not perfect. When the people tested his patience by complaining about the lack of water, Moses did not follow God's instructions. He struck a rock instead of speaking to it (</w:t>
       </w:r>
-      <w:hyperlink r:id="rId145">
-        <w:r>
-          <w:rPr>
-            <w:lang w:val="en_US" w:bidi="en_US"/>
-          </w:rPr>
-          <w:rPr>
-            <w:color w:val="0000EE"/>
-            <w:u w:val="single"/>
-          </w:rPr>
-          <w:t>Numbers 20:1–13</w:t>
-        </w:r>
-      </w:hyperlink>
+      <w:r>
+        <w:rPr>
+          <w:lang w:val="en_US" w:bidi="en_US"/>
+        </w:rPr>
+        <w:t>Numbers 20:1–13</w:t>
+      </w:r>
       <w:r>
         <w:rPr>
           <w:lang w:val="en_US" w:bidi="en_US"/>
         </w:rPr>
         <w:t>). His actions did not show God's holiness, and he suggested that he brought the water by his own power (</w:t>
       </w:r>
-      <w:hyperlink r:id="rId146">
-        <w:r>
-          <w:rPr>
-            <w:lang w:val="en_US" w:bidi="en_US"/>
-          </w:rPr>
-          <w:rPr>
-            <w:color w:val="0000EE"/>
-            <w:u w:val="single"/>
-          </w:rPr>
-          <w:t>Numbers 20:10</w:t>
-        </w:r>
-      </w:hyperlink>
+      <w:r>
+        <w:rPr>
+          <w:lang w:val="en_US" w:bidi="en_US"/>
+        </w:rPr>
+        <w:t>Numbers 20:10</w:t>
+      </w:r>
       <w:r>
         <w:rPr>
           <w:lang w:val="en_US" w:bidi="en_US"/>
         </w:rPr>
         <w:t xml:space="preserve">; compare </w:t>
       </w:r>
-      <w:hyperlink r:id="rId147">
-        <w:r>
-          <w:rPr>
-            <w:lang w:val="en_US" w:bidi="en_US"/>
-          </w:rPr>
-          <w:rPr>
-            <w:color w:val="0000EE"/>
-            <w:u w:val="single"/>
-          </w:rPr>
-          <w:t>Psalms 106:32–33</w:t>
-        </w:r>
-      </w:hyperlink>
+      <w:r>
+        <w:rPr>
+          <w:lang w:val="en_US" w:bidi="en_US"/>
+        </w:rPr>
+        <w:t>Psalms 106:32–33</w:t>
+      </w:r>
       <w:r>
         <w:rPr>
           <w:lang w:val="en_US" w:bidi="en_US"/>
@@ -4527,54 +3567,36 @@
         </w:rPr>
         <w:t>” (</w:t>
       </w:r>
-      <w:hyperlink r:id="rId148">
-        <w:r>
-          <w:rPr>
-            <w:lang w:val="en_US" w:bidi="en_US"/>
-          </w:rPr>
-          <w:rPr>
-            <w:color w:val="0000EE"/>
-            <w:u w:val="single"/>
-          </w:rPr>
-          <w:t>Deuteronomy 34:10</w:t>
-        </w:r>
-      </w:hyperlink>
+      <w:r>
+        <w:rPr>
+          <w:lang w:val="en_US" w:bidi="en_US"/>
+        </w:rPr>
+        <w:t>Deuteronomy 34:10</w:t>
+      </w:r>
       <w:r>
         <w:rPr>
           <w:lang w:val="en_US" w:bidi="en_US"/>
         </w:rPr>
         <w:t>). Only Jesus surpassed Moses as a mediator between God and humans (</w:t>
       </w:r>
-      <w:hyperlink r:id="rId149">
-        <w:r>
-          <w:rPr>
-            <w:lang w:val="en_US" w:bidi="en_US"/>
-          </w:rPr>
-          <w:rPr>
-            <w:color w:val="0000EE"/>
-            <w:u w:val="single"/>
-          </w:rPr>
-          <w:t>Acts 3:17–26</w:t>
-        </w:r>
-      </w:hyperlink>
-      <w:r>
-        <w:rPr>
-          <w:lang w:val="en_US" w:bidi="en_US"/>
-        </w:rPr>
-        <w:t xml:space="preserve">; </w:t>
-      </w:r>
-      <w:hyperlink r:id="rId150">
-        <w:r>
-          <w:rPr>
-            <w:lang w:val="en_US" w:bidi="en_US"/>
-          </w:rPr>
-          <w:rPr>
-            <w:color w:val="0000EE"/>
-            <w:u w:val="single"/>
-          </w:rPr>
-          <w:t>Hebrews 3</w:t>
-        </w:r>
-      </w:hyperlink>
+      <w:r>
+        <w:rPr>
+          <w:lang w:val="en_US" w:bidi="en_US"/>
+        </w:rPr>
+        <w:t>Acts 3:17–26</w:t>
+      </w:r>
+      <w:r>
+        <w:rPr>
+          <w:lang w:val="en_US" w:bidi="en_US"/>
+        </w:rPr>
+        <w:t xml:space="preserve">; </w:t>
+      </w:r>
+      <w:r>
+        <w:rPr>
+          <w:lang w:val="en_US" w:bidi="en_US"/>
+        </w:rPr>
+        <w:t>Hebrews 3</w:t>
+      </w:r>
       <w:r>
         <w:rPr>
           <w:lang w:val="en_US" w:bidi="en_US"/>
@@ -4595,108 +3617,72 @@
         </w:rPr>
         <w:t>Moses is mentioned in the New Testament more than any other person from the Old Testament. He appeared at the transfiguration (when the appearance of Jesus was changed to show his glory). The New Testament emphasizes his role as a lawgiver and uses his experiences to show what life under the new covenant is like. Like Moses, Jesus was saved as a baby from a ruler's evil plans (</w:t>
       </w:r>
-      <w:hyperlink r:id="rId52">
-        <w:r>
-          <w:rPr>
-            <w:lang w:val="en_US" w:bidi="en_US"/>
-          </w:rPr>
-          <w:rPr>
-            <w:color w:val="0000EE"/>
-            <w:u w:val="single"/>
-          </w:rPr>
-          <w:t>Matthew 2:13–18</w:t>
-        </w:r>
-      </w:hyperlink>
+      <w:r>
+        <w:rPr>
+          <w:lang w:val="en_US" w:bidi="en_US"/>
+        </w:rPr>
+        <w:t>Matthew 2:13–18</w:t>
+      </w:r>
       <w:r>
         <w:rPr>
           <w:lang w:val="en_US" w:bidi="en_US"/>
         </w:rPr>
         <w:t xml:space="preserve">). Jesus gave a new law in his Sermon on the Mount that mirrors the law given at Sinai (see </w:t>
       </w:r>
-      <w:hyperlink r:id="rId151">
-        <w:r>
-          <w:rPr>
-            <w:lang w:val="en_US" w:bidi="en_US"/>
-          </w:rPr>
-          <w:rPr>
-            <w:color w:val="0000EE"/>
-            <w:u w:val="single"/>
-          </w:rPr>
-          <w:t>Matthew 5–7</w:t>
-        </w:r>
-      </w:hyperlink>
+      <w:r>
+        <w:rPr>
+          <w:lang w:val="en_US" w:bidi="en_US"/>
+        </w:rPr>
+        <w:t>Matthew 5–7</w:t>
+      </w:r>
       <w:r>
         <w:rPr>
           <w:lang w:val="en_US" w:bidi="en_US"/>
         </w:rPr>
         <w:t xml:space="preserve">). It shows Jesus as the true interpreter of God's will. The letter to the Hebrews compares Christ with Moses. Paul's letter to the Galatians and the Gospel of John contrast the law of Moses with a believer's new relationship with God (see </w:t>
       </w:r>
-      <w:hyperlink r:id="rId152">
-        <w:r>
-          <w:rPr>
-            <w:lang w:val="en_US" w:bidi="en_US"/>
-          </w:rPr>
-          <w:rPr>
-            <w:color w:val="0000EE"/>
-            <w:u w:val="single"/>
-          </w:rPr>
-          <w:t>John 1:17</w:t>
-        </w:r>
-      </w:hyperlink>
-      <w:r>
-        <w:rPr>
-          <w:lang w:val="en_US" w:bidi="en_US"/>
-        </w:rPr>
-        <w:t xml:space="preserve">; </w:t>
-      </w:r>
-      <w:hyperlink r:id="rId153">
-        <w:r>
-          <w:rPr>
-            <w:lang w:val="en_US" w:bidi="en_US"/>
-          </w:rPr>
-          <w:rPr>
-            <w:color w:val="0000EE"/>
-            <w:u w:val="single"/>
-          </w:rPr>
-          <w:t>Galatians 3:1–5</w:t>
-        </w:r>
-      </w:hyperlink>
-      <w:r>
-        <w:rPr>
-          <w:lang w:val="en_US" w:bidi="en_US"/>
-        </w:rPr>
-        <w:t xml:space="preserve">; </w:t>
-      </w:r>
-      <w:hyperlink r:id="rId154">
-        <w:r>
-          <w:rPr>
-            <w:lang w:val="en_US" w:bidi="en_US"/>
-          </w:rPr>
-          <w:rPr>
-            <w:color w:val="0000EE"/>
-            <w:u w:val="single"/>
-          </w:rPr>
-          <w:t>Hebrews 3:5–6</w:t>
-        </w:r>
-      </w:hyperlink>
-      <w:r>
-        <w:rPr>
-          <w:lang w:val="en_US" w:bidi="en_US"/>
-        </w:rPr>
-        <w:t xml:space="preserve">; </w:t>
-      </w:r>
-      <w:hyperlink r:id="rId155">
-        <w:r>
-          <w:rPr>
-            <w:lang w:val="en_US" w:bidi="en_US"/>
-          </w:rPr>
-          <w:rPr>
-            <w:color w:val="0000EE"/>
-            <w:u w:val="single"/>
-          </w:rPr>
-          <w:t>9:11–10:18</w:t>
-        </w:r>
-      </w:hyperlink>
+      <w:r>
+        <w:rPr>
+          <w:lang w:val="en_US" w:bidi="en_US"/>
+        </w:rPr>
+        <w:t>John 1:17</w:t>
+      </w:r>
+      <w:r>
+        <w:rPr>
+          <w:lang w:val="en_US" w:bidi="en_US"/>
+        </w:rPr>
+        <w:t xml:space="preserve">; </w:t>
+      </w:r>
+      <w:r>
+        <w:rPr>
+          <w:lang w:val="en_US" w:bidi="en_US"/>
+        </w:rPr>
+        <w:t>Galatians 3:1–5</w:t>
+      </w:r>
+      <w:r>
+        <w:rPr>
+          <w:lang w:val="en_US" w:bidi="en_US"/>
+        </w:rPr>
+        <w:t xml:space="preserve">; </w:t>
+      </w:r>
+      <w:r>
+        <w:rPr>
+          <w:lang w:val="en_US" w:bidi="en_US"/>
+        </w:rPr>
+        <w:t>Hebrews 3:5–6</w:t>
+      </w:r>
+      <w:r>
+        <w:rPr>
+          <w:lang w:val="en_US" w:bidi="en_US"/>
+        </w:rPr>
+        <w:t xml:space="preserve">; </w:t>
+      </w:r>
+      <w:r>
+        <w:rPr>
+          <w:lang w:val="en_US" w:bidi="en_US"/>
+        </w:rPr>
+        <w:t>9:11–10:18</w:t>
+      </w:r>
       <w:r>
         <w:rPr>
           <w:lang w:val="en_US" w:bidi="en_US"/>
@@ -4726,738 +3712,492 @@
           <w:lang w:val="en_US" w:bidi="en_US"/>
         </w:rPr>
       </w:r>
-      <w:hyperlink r:id="rId156">
-        <w:r>
-          <w:rPr>
-            <w:lang w:val="en_US" w:bidi="en_US"/>
-          </w:rPr>
-          <w:rPr>
-            <w:color w:val="0000EE"/>
-            <w:u w:val="single"/>
-          </w:rPr>
-          <w:t>Exodus 2:1–22</w:t>
-        </w:r>
-      </w:hyperlink>
-      <w:r>
-        <w:rPr>
-          <w:lang w:val="en_US" w:bidi="en_US"/>
-        </w:rPr>
-        <w:t xml:space="preserve">; </w:t>
-      </w:r>
-      <w:hyperlink r:id="rId157">
-        <w:r>
-          <w:rPr>
-            <w:lang w:val="en_US" w:bidi="en_US"/>
-          </w:rPr>
-          <w:rPr>
-            <w:color w:val="0000EE"/>
-            <w:u w:val="single"/>
-          </w:rPr>
-          <w:t>3:1–19:25</w:t>
-        </w:r>
-      </w:hyperlink>
-      <w:r>
-        <w:rPr>
-          <w:lang w:val="en_US" w:bidi="en_US"/>
-        </w:rPr>
-        <w:t xml:space="preserve">; </w:t>
-      </w:r>
-      <w:hyperlink r:id="rId158">
-        <w:r>
-          <w:rPr>
-            <w:lang w:val="en_US" w:bidi="en_US"/>
-          </w:rPr>
-          <w:rPr>
-            <w:color w:val="0000EE"/>
-            <w:u w:val="single"/>
-          </w:rPr>
-          <w:t>20:19–21</w:t>
-        </w:r>
-      </w:hyperlink>
-      <w:r>
-        <w:rPr>
-          <w:lang w:val="en_US" w:bidi="en_US"/>
-        </w:rPr>
-        <w:t xml:space="preserve">; </w:t>
-      </w:r>
-      <w:hyperlink r:id="rId159">
-        <w:r>
-          <w:rPr>
-            <w:lang w:val="en_US" w:bidi="en_US"/>
-          </w:rPr>
-          <w:rPr>
-            <w:color w:val="0000EE"/>
-            <w:u w:val="single"/>
-          </w:rPr>
-          <w:t>24:1–18</w:t>
-        </w:r>
-      </w:hyperlink>
-      <w:r>
-        <w:rPr>
-          <w:lang w:val="en_US" w:bidi="en_US"/>
-        </w:rPr>
-        <w:t xml:space="preserve">; </w:t>
-      </w:r>
-      <w:hyperlink r:id="rId160">
-        <w:r>
-          <w:rPr>
-            <w:lang w:val="en_US" w:bidi="en_US"/>
-          </w:rPr>
-          <w:rPr>
-            <w:color w:val="0000EE"/>
-            <w:u w:val="single"/>
-          </w:rPr>
-          <w:t>31:18</w:t>
-        </w:r>
-      </w:hyperlink>
-      <w:r>
-        <w:rPr>
-          <w:lang w:val="en_US" w:bidi="en_US"/>
-        </w:rPr>
-        <w:t xml:space="preserve">; </w:t>
-      </w:r>
-      <w:hyperlink r:id="rId161">
-        <w:r>
-          <w:rPr>
-            <w:lang w:val="en_US" w:bidi="en_US"/>
-          </w:rPr>
-          <w:rPr>
-            <w:color w:val="0000EE"/>
-            <w:u w:val="single"/>
-          </w:rPr>
-          <w:t>32:1–34:35</w:t>
-        </w:r>
-      </w:hyperlink>
-      <w:r>
-        <w:rPr>
-          <w:lang w:val="en_US" w:bidi="en_US"/>
-        </w:rPr>
-        <w:t xml:space="preserve">; </w:t>
-      </w:r>
-      <w:hyperlink r:id="rId162">
-        <w:r>
-          <w:rPr>
-            <w:lang w:val="en_US" w:bidi="en_US"/>
-          </w:rPr>
-          <w:rPr>
-            <w:color w:val="0000EE"/>
-            <w:u w:val="single"/>
-          </w:rPr>
-          <w:t>39:42–43</w:t>
-        </w:r>
-      </w:hyperlink>
-      <w:r>
-        <w:rPr>
-          <w:lang w:val="en_US" w:bidi="en_US"/>
-        </w:rPr>
-        <w:t xml:space="preserve">; </w:t>
-      </w:r>
-      <w:hyperlink r:id="rId163">
-        <w:r>
-          <w:rPr>
-            <w:lang w:val="en_US" w:bidi="en_US"/>
-          </w:rPr>
-          <w:rPr>
-            <w:color w:val="0000EE"/>
-            <w:u w:val="single"/>
-          </w:rPr>
-          <w:t>40:16</w:t>
-        </w:r>
-      </w:hyperlink>
-      <w:r>
-        <w:rPr>
-          <w:lang w:val="en_US" w:bidi="en_US"/>
-        </w:rPr>
-        <w:t xml:space="preserve">; </w:t>
-      </w:r>
-      <w:hyperlink r:id="rId164">
-        <w:r>
-          <w:rPr>
-            <w:lang w:val="en_US" w:bidi="en_US"/>
-          </w:rPr>
-          <w:rPr>
-            <w:color w:val="0000EE"/>
-            <w:u w:val="single"/>
-          </w:rPr>
-          <w:t>Leviticus 8:1–36</w:t>
-        </w:r>
-      </w:hyperlink>
-      <w:r>
-        <w:rPr>
-          <w:lang w:val="en_US" w:bidi="en_US"/>
-        </w:rPr>
-        <w:t xml:space="preserve">; </w:t>
-      </w:r>
-      <w:hyperlink r:id="rId165">
-        <w:r>
-          <w:rPr>
-            <w:lang w:val="en_US" w:bidi="en_US"/>
-          </w:rPr>
-          <w:rPr>
-            <w:color w:val="0000EE"/>
-            <w:u w:val="single"/>
-          </w:rPr>
-          <w:t>10:1–20</w:t>
-        </w:r>
-      </w:hyperlink>
-      <w:r>
-        <w:rPr>
-          <w:lang w:val="en_US" w:bidi="en_US"/>
-        </w:rPr>
-        <w:t xml:space="preserve">; </w:t>
-      </w:r>
-      <w:hyperlink r:id="rId166">
-        <w:r>
-          <w:rPr>
-            <w:lang w:val="en_US" w:bidi="en_US"/>
-          </w:rPr>
-          <w:rPr>
-            <w:color w:val="0000EE"/>
-            <w:u w:val="single"/>
-          </w:rPr>
-          <w:t>24:10–23</w:t>
-        </w:r>
-      </w:hyperlink>
-      <w:r>
-        <w:rPr>
-          <w:lang w:val="en_US" w:bidi="en_US"/>
-        </w:rPr>
-        <w:t xml:space="preserve">; </w:t>
-      </w:r>
-      <w:hyperlink r:id="rId167">
-        <w:r>
-          <w:rPr>
-            <w:lang w:val="en_US" w:bidi="en_US"/>
-          </w:rPr>
-          <w:rPr>
-            <w:color w:val="0000EE"/>
-            <w:u w:val="single"/>
-          </w:rPr>
-          <w:t>Numbers 7:1–11</w:t>
-        </w:r>
-      </w:hyperlink>
+      <w:r>
+        <w:rPr>
+          <w:lang w:val="en_US" w:bidi="en_US"/>
+        </w:rPr>
+        <w:t>Exodus 2:1–22</w:t>
+      </w:r>
+      <w:r>
+        <w:rPr>
+          <w:lang w:val="en_US" w:bidi="en_US"/>
+        </w:rPr>
+        <w:t xml:space="preserve">; </w:t>
+      </w:r>
+      <w:r>
+        <w:rPr>
+          <w:lang w:val="en_US" w:bidi="en_US"/>
+        </w:rPr>
+        <w:t>3:1–19:25</w:t>
+      </w:r>
+      <w:r>
+        <w:rPr>
+          <w:lang w:val="en_US" w:bidi="en_US"/>
+        </w:rPr>
+        <w:t xml:space="preserve">; </w:t>
+      </w:r>
+      <w:r>
+        <w:rPr>
+          <w:lang w:val="en_US" w:bidi="en_US"/>
+        </w:rPr>
+        <w:t>20:19–21</w:t>
+      </w:r>
+      <w:r>
+        <w:rPr>
+          <w:lang w:val="en_US" w:bidi="en_US"/>
+        </w:rPr>
+        <w:t xml:space="preserve">; </w:t>
+      </w:r>
+      <w:r>
+        <w:rPr>
+          <w:lang w:val="en_US" w:bidi="en_US"/>
+        </w:rPr>
+        <w:t>24:1–18</w:t>
+      </w:r>
+      <w:r>
+        <w:rPr>
+          <w:lang w:val="en_US" w:bidi="en_US"/>
+        </w:rPr>
+        <w:t xml:space="preserve">; </w:t>
+      </w:r>
+      <w:r>
+        <w:rPr>
+          <w:lang w:val="en_US" w:bidi="en_US"/>
+        </w:rPr>
+        <w:t>31:18</w:t>
+      </w:r>
+      <w:r>
+        <w:rPr>
+          <w:lang w:val="en_US" w:bidi="en_US"/>
+        </w:rPr>
+        <w:t xml:space="preserve">; </w:t>
+      </w:r>
+      <w:r>
+        <w:rPr>
+          <w:lang w:val="en_US" w:bidi="en_US"/>
+        </w:rPr>
+        <w:t>32:1–34:35</w:t>
+      </w:r>
+      <w:r>
+        <w:rPr>
+          <w:lang w:val="en_US" w:bidi="en_US"/>
+        </w:rPr>
+        <w:t xml:space="preserve">; </w:t>
+      </w:r>
+      <w:r>
+        <w:rPr>
+          <w:lang w:val="en_US" w:bidi="en_US"/>
+        </w:rPr>
+        <w:t>39:42–43</w:t>
+      </w:r>
+      <w:r>
+        <w:rPr>
+          <w:lang w:val="en_US" w:bidi="en_US"/>
+        </w:rPr>
+        <w:t xml:space="preserve">; </w:t>
+      </w:r>
+      <w:r>
+        <w:rPr>
+          <w:lang w:val="en_US" w:bidi="en_US"/>
+        </w:rPr>
+        <w:t>40:16</w:t>
+      </w:r>
+      <w:r>
+        <w:rPr>
+          <w:lang w:val="en_US" w:bidi="en_US"/>
+        </w:rPr>
+        <w:t xml:space="preserve">; </w:t>
+      </w:r>
+      <w:r>
+        <w:rPr>
+          <w:lang w:val="en_US" w:bidi="en_US"/>
+        </w:rPr>
+        <w:t>Leviticus 8:1–36</w:t>
+      </w:r>
+      <w:r>
+        <w:rPr>
+          <w:lang w:val="en_US" w:bidi="en_US"/>
+        </w:rPr>
+        <w:t xml:space="preserve">; </w:t>
+      </w:r>
+      <w:r>
+        <w:rPr>
+          <w:lang w:val="en_US" w:bidi="en_US"/>
+        </w:rPr>
+        <w:t>10:1–20</w:t>
+      </w:r>
+      <w:r>
+        <w:rPr>
+          <w:lang w:val="en_US" w:bidi="en_US"/>
+        </w:rPr>
+        <w:t xml:space="preserve">; </w:t>
+      </w:r>
+      <w:r>
+        <w:rPr>
+          <w:lang w:val="en_US" w:bidi="en_US"/>
+        </w:rPr>
+        <w:t>24:10–23</w:t>
+      </w:r>
+      <w:r>
+        <w:rPr>
+          <w:lang w:val="en_US" w:bidi="en_US"/>
+        </w:rPr>
+        <w:t xml:space="preserve">; </w:t>
+      </w:r>
+      <w:r>
+        <w:rPr>
+          <w:lang w:val="en_US" w:bidi="en_US"/>
+        </w:rPr>
+        <w:t>Numbers 7:1–11</w:t>
+      </w:r>
       <w:r>
         <w:rPr>
           <w:lang w:val="en_US" w:bidi="en_US"/>
         </w:rPr>
         <w:t xml:space="preserve">, </w:t>
       </w:r>
-      <w:hyperlink r:id="rId168">
-        <w:r>
-          <w:rPr>
-            <w:lang w:val="en_US" w:bidi="en_US"/>
-          </w:rPr>
-          <w:rPr>
-            <w:color w:val="0000EE"/>
-            <w:u w:val="single"/>
-          </w:rPr>
-          <w:t>89</w:t>
-        </w:r>
-      </w:hyperlink>
-      <w:r>
-        <w:rPr>
-          <w:lang w:val="en_US" w:bidi="en_US"/>
-        </w:rPr>
-        <w:t xml:space="preserve">; </w:t>
-      </w:r>
-      <w:hyperlink r:id="rId169">
-        <w:r>
-          <w:rPr>
-            <w:lang w:val="en_US" w:bidi="en_US"/>
-          </w:rPr>
-          <w:rPr>
-            <w:color w:val="0000EE"/>
-            <w:u w:val="single"/>
-          </w:rPr>
-          <w:t>9:1–14</w:t>
-        </w:r>
-      </w:hyperlink>
-      <w:r>
-        <w:rPr>
-          <w:lang w:val="en_US" w:bidi="en_US"/>
-        </w:rPr>
-        <w:t xml:space="preserve">; </w:t>
-      </w:r>
-      <w:hyperlink r:id="rId170">
-        <w:r>
-          <w:rPr>
-            <w:lang w:val="en_US" w:bidi="en_US"/>
-          </w:rPr>
-          <w:rPr>
-            <w:color w:val="0000EE"/>
-            <w:u w:val="single"/>
-          </w:rPr>
-          <w:t>10:29–14:45</w:t>
-        </w:r>
-      </w:hyperlink>
-      <w:r>
-        <w:rPr>
-          <w:lang w:val="en_US" w:bidi="en_US"/>
-        </w:rPr>
-        <w:t xml:space="preserve">; </w:t>
-      </w:r>
-      <w:hyperlink r:id="rId171">
-        <w:r>
-          <w:rPr>
-            <w:lang w:val="en_US" w:bidi="en_US"/>
-          </w:rPr>
-          <w:rPr>
-            <w:color w:val="0000EE"/>
-            <w:u w:val="single"/>
-          </w:rPr>
-          <w:t>15:32–36</w:t>
-        </w:r>
-      </w:hyperlink>
-      <w:r>
-        <w:rPr>
-          <w:lang w:val="en_US" w:bidi="en_US"/>
-        </w:rPr>
-        <w:t xml:space="preserve">; </w:t>
-      </w:r>
-      <w:hyperlink r:id="rId172">
-        <w:r>
-          <w:rPr>
-            <w:lang w:val="en_US" w:bidi="en_US"/>
-          </w:rPr>
-          <w:rPr>
-            <w:color w:val="0000EE"/>
-            <w:u w:val="single"/>
-          </w:rPr>
-          <w:t>16:1–17:13</w:t>
-        </w:r>
-      </w:hyperlink>
-      <w:r>
-        <w:rPr>
-          <w:lang w:val="en_US" w:bidi="en_US"/>
-        </w:rPr>
-        <w:t xml:space="preserve">; </w:t>
-      </w:r>
-      <w:hyperlink r:id="rId173">
-        <w:r>
-          <w:rPr>
-            <w:lang w:val="en_US" w:bidi="en_US"/>
-          </w:rPr>
-          <w:rPr>
-            <w:color w:val="0000EE"/>
-            <w:u w:val="single"/>
-          </w:rPr>
-          <w:t>20:1–29</w:t>
-        </w:r>
-      </w:hyperlink>
-      <w:r>
-        <w:rPr>
-          <w:lang w:val="en_US" w:bidi="en_US"/>
-        </w:rPr>
-        <w:t xml:space="preserve">; </w:t>
-      </w:r>
-      <w:hyperlink r:id="rId174">
-        <w:r>
-          <w:rPr>
-            <w:lang w:val="en_US" w:bidi="en_US"/>
-          </w:rPr>
-          <w:rPr>
-            <w:color w:val="0000EE"/>
-            <w:u w:val="single"/>
-          </w:rPr>
-          <w:t>21:4–9</w:t>
-        </w:r>
-      </w:hyperlink>
-      <w:r>
-        <w:rPr>
-          <w:lang w:val="en_US" w:bidi="en_US"/>
-        </w:rPr>
-        <w:t xml:space="preserve">; </w:t>
-      </w:r>
-      <w:hyperlink r:id="rId175">
-        <w:r>
-          <w:rPr>
-            <w:lang w:val="en_US" w:bidi="en_US"/>
-          </w:rPr>
-          <w:rPr>
-            <w:color w:val="0000EE"/>
-            <w:u w:val="single"/>
-          </w:rPr>
-          <w:t>25:1–5</w:t>
-        </w:r>
-      </w:hyperlink>
-      <w:r>
-        <w:rPr>
-          <w:lang w:val="en_US" w:bidi="en_US"/>
-        </w:rPr>
-        <w:t xml:space="preserve">; </w:t>
-      </w:r>
-      <w:hyperlink r:id="rId176">
-        <w:r>
-          <w:rPr>
-            <w:lang w:val="en_US" w:bidi="en_US"/>
-          </w:rPr>
-          <w:rPr>
-            <w:color w:val="0000EE"/>
-            <w:u w:val="single"/>
-          </w:rPr>
-          <w:t>27:1–23</w:t>
-        </w:r>
-      </w:hyperlink>
-      <w:r>
-        <w:rPr>
-          <w:lang w:val="en_US" w:bidi="en_US"/>
-        </w:rPr>
-        <w:t xml:space="preserve">; </w:t>
-      </w:r>
-      <w:hyperlink r:id="rId177">
-        <w:r>
-          <w:rPr>
-            <w:lang w:val="en_US" w:bidi="en_US"/>
-          </w:rPr>
-          <w:rPr>
-            <w:color w:val="0000EE"/>
-            <w:u w:val="single"/>
-          </w:rPr>
-          <w:t>31:1–32:33</w:t>
-        </w:r>
-      </w:hyperlink>
-      <w:r>
-        <w:rPr>
-          <w:lang w:val="en_US" w:bidi="en_US"/>
-        </w:rPr>
-        <w:t xml:space="preserve">; </w:t>
-      </w:r>
-      <w:hyperlink r:id="rId178">
-        <w:r>
-          <w:rPr>
-            <w:lang w:val="en_US" w:bidi="en_US"/>
-          </w:rPr>
-          <w:rPr>
-            <w:color w:val="0000EE"/>
-            <w:u w:val="single"/>
-          </w:rPr>
-          <w:t>33:1–2</w:t>
-        </w:r>
-      </w:hyperlink>
-      <w:r>
-        <w:rPr>
-          <w:lang w:val="en_US" w:bidi="en_US"/>
-        </w:rPr>
-        <w:t xml:space="preserve">; </w:t>
-      </w:r>
-      <w:hyperlink r:id="rId179">
-        <w:r>
-          <w:rPr>
-            <w:lang w:val="en_US" w:bidi="en_US"/>
-          </w:rPr>
-          <w:rPr>
-            <w:color w:val="0000EE"/>
-            <w:u w:val="single"/>
-          </w:rPr>
-          <w:t>Deuteronomy 1:1–5</w:t>
-        </w:r>
-      </w:hyperlink>
-      <w:r>
-        <w:rPr>
-          <w:lang w:val="en_US" w:bidi="en_US"/>
-        </w:rPr>
-        <w:t xml:space="preserve">; </w:t>
-      </w:r>
-      <w:hyperlink r:id="rId180">
-        <w:r>
-          <w:rPr>
-            <w:lang w:val="en_US" w:bidi="en_US"/>
-          </w:rPr>
-          <w:rPr>
-            <w:color w:val="0000EE"/>
-            <w:u w:val="single"/>
-          </w:rPr>
-          <w:t>31:1–34:12</w:t>
-        </w:r>
-      </w:hyperlink>
-      <w:r>
-        <w:rPr>
-          <w:lang w:val="en_US" w:bidi="en_US"/>
-        </w:rPr>
-        <w:t xml:space="preserve">; </w:t>
-      </w:r>
-      <w:hyperlink r:id="rId181">
-        <w:r>
-          <w:rPr>
-            <w:lang w:val="en_US" w:bidi="en_US"/>
-          </w:rPr>
-          <w:rPr>
-            <w:color w:val="0000EE"/>
-            <w:u w:val="single"/>
-          </w:rPr>
-          <w:t>1 Chronicles 23:13–17</w:t>
-        </w:r>
-      </w:hyperlink>
-      <w:r>
-        <w:rPr>
-          <w:lang w:val="en_US" w:bidi="en_US"/>
-        </w:rPr>
-        <w:t xml:space="preserve">; </w:t>
-      </w:r>
-      <w:hyperlink r:id="rId182">
-        <w:r>
-          <w:rPr>
-            <w:lang w:val="en_US" w:bidi="en_US"/>
-          </w:rPr>
-          <w:rPr>
-            <w:color w:val="0000EE"/>
-            <w:u w:val="single"/>
-          </w:rPr>
-          <w:t>Psalms 77:20</w:t>
-        </w:r>
-      </w:hyperlink>
-      <w:r>
-        <w:rPr>
-          <w:lang w:val="en_US" w:bidi="en_US"/>
-        </w:rPr>
-        <w:t xml:space="preserve">; </w:t>
-      </w:r>
-      <w:hyperlink r:id="rId183">
-        <w:r>
-          <w:rPr>
-            <w:lang w:val="en_US" w:bidi="en_US"/>
-          </w:rPr>
-          <w:rPr>
-            <w:color w:val="0000EE"/>
-            <w:u w:val="single"/>
-          </w:rPr>
-          <w:t>90:1–17</w:t>
-        </w:r>
-      </w:hyperlink>
-      <w:r>
-        <w:rPr>
-          <w:lang w:val="en_US" w:bidi="en_US"/>
-        </w:rPr>
-        <w:t xml:space="preserve">; </w:t>
-      </w:r>
-      <w:hyperlink r:id="rId184">
-        <w:r>
-          <w:rPr>
-            <w:lang w:val="en_US" w:bidi="en_US"/>
-          </w:rPr>
-          <w:rPr>
-            <w:color w:val="0000EE"/>
-            <w:u w:val="single"/>
-          </w:rPr>
-          <w:t>103:7</w:t>
-        </w:r>
-      </w:hyperlink>
-      <w:r>
-        <w:rPr>
-          <w:lang w:val="en_US" w:bidi="en_US"/>
-        </w:rPr>
-        <w:t xml:space="preserve">; </w:t>
-      </w:r>
-      <w:hyperlink r:id="rId185">
-        <w:r>
-          <w:rPr>
-            <w:lang w:val="en_US" w:bidi="en_US"/>
-          </w:rPr>
-          <w:rPr>
-            <w:color w:val="0000EE"/>
-            <w:u w:val="single"/>
-          </w:rPr>
-          <w:t>105:26–27</w:t>
-        </w:r>
-      </w:hyperlink>
-      <w:r>
-        <w:rPr>
-          <w:lang w:val="en_US" w:bidi="en_US"/>
-        </w:rPr>
-        <w:t xml:space="preserve">; </w:t>
-      </w:r>
-      <w:hyperlink r:id="rId147">
-        <w:r>
-          <w:rPr>
-            <w:lang w:val="en_US" w:bidi="en_US"/>
-          </w:rPr>
-          <w:rPr>
-            <w:color w:val="0000EE"/>
-            <w:u w:val="single"/>
-          </w:rPr>
-          <w:t>106:32–33</w:t>
-        </w:r>
-      </w:hyperlink>
-      <w:r>
-        <w:rPr>
-          <w:lang w:val="en_US" w:bidi="en_US"/>
-        </w:rPr>
-        <w:t xml:space="preserve">; </w:t>
-      </w:r>
-      <w:hyperlink r:id="rId186">
-        <w:r>
-          <w:rPr>
-            <w:lang w:val="en_US" w:bidi="en_US"/>
-          </w:rPr>
-          <w:rPr>
-            <w:color w:val="0000EE"/>
-            <w:u w:val="single"/>
-          </w:rPr>
-          <w:t>Mark 9:2–13</w:t>
-        </w:r>
-      </w:hyperlink>
-      <w:r>
-        <w:rPr>
-          <w:lang w:val="en_US" w:bidi="en_US"/>
-        </w:rPr>
-        <w:t xml:space="preserve">; </w:t>
-      </w:r>
-      <w:hyperlink r:id="rId187">
-        <w:r>
-          <w:rPr>
-            <w:lang w:val="en_US" w:bidi="en_US"/>
-          </w:rPr>
-          <w:rPr>
-            <w:color w:val="0000EE"/>
-            <w:u w:val="single"/>
-          </w:rPr>
-          <w:t>Acts 7:17–44</w:t>
-        </w:r>
-      </w:hyperlink>
-      <w:r>
-        <w:rPr>
-          <w:lang w:val="en_US" w:bidi="en_US"/>
-        </w:rPr>
-        <w:t xml:space="preserve">; </w:t>
-      </w:r>
-      <w:hyperlink r:id="rId188">
-        <w:r>
-          <w:rPr>
-            <w:lang w:val="en_US" w:bidi="en_US"/>
-          </w:rPr>
-          <w:rPr>
-            <w:color w:val="0000EE"/>
-            <w:u w:val="single"/>
-          </w:rPr>
-          <w:t>1 Corinthians 10:1–14</w:t>
-        </w:r>
-      </w:hyperlink>
-      <w:r>
-        <w:rPr>
-          <w:lang w:val="en_US" w:bidi="en_US"/>
-        </w:rPr>
-        <w:t xml:space="preserve">; </w:t>
-      </w:r>
-      <w:hyperlink r:id="rId189">
-        <w:r>
-          <w:rPr>
-            <w:lang w:val="en_US" w:bidi="en_US"/>
-          </w:rPr>
-          <w:rPr>
-            <w:color w:val="0000EE"/>
-            <w:u w:val="single"/>
-          </w:rPr>
-          <w:t>2 Corinthians 3:7–18</w:t>
-        </w:r>
-      </w:hyperlink>
-      <w:r>
-        <w:rPr>
-          <w:lang w:val="en_US" w:bidi="en_US"/>
-        </w:rPr>
-        <w:t xml:space="preserve">; </w:t>
-      </w:r>
-      <w:hyperlink r:id="rId190">
-        <w:r>
-          <w:rPr>
-            <w:lang w:val="en_US" w:bidi="en_US"/>
-          </w:rPr>
-          <w:rPr>
-            <w:color w:val="0000EE"/>
-            <w:u w:val="single"/>
-          </w:rPr>
-          <w:t>Galatians 3:19</w:t>
-        </w:r>
-      </w:hyperlink>
-      <w:r>
-        <w:rPr>
-          <w:lang w:val="en_US" w:bidi="en_US"/>
-        </w:rPr>
-        <w:t xml:space="preserve">; </w:t>
-      </w:r>
-      <w:hyperlink r:id="rId150">
-        <w:r>
-          <w:rPr>
-            <w:lang w:val="en_US" w:bidi="en_US"/>
-          </w:rPr>
-          <w:rPr>
-            <w:color w:val="0000EE"/>
-            <w:u w:val="single"/>
-          </w:rPr>
-          <w:t>Hebrews 3:1–19</w:t>
-        </w:r>
-      </w:hyperlink>
-      <w:r>
-        <w:rPr>
-          <w:lang w:val="en_US" w:bidi="en_US"/>
-        </w:rPr>
-        <w:t xml:space="preserve">; </w:t>
-      </w:r>
-      <w:hyperlink r:id="rId191">
-        <w:r>
-          <w:rPr>
-            <w:lang w:val="en_US" w:bidi="en_US"/>
-          </w:rPr>
-          <w:rPr>
-            <w:color w:val="0000EE"/>
-            <w:u w:val="single"/>
-          </w:rPr>
-          <w:t>8:5</w:t>
-        </w:r>
-      </w:hyperlink>
-      <w:r>
-        <w:rPr>
-          <w:lang w:val="en_US" w:bidi="en_US"/>
-        </w:rPr>
-        <w:t xml:space="preserve">; </w:t>
-      </w:r>
-      <w:hyperlink r:id="rId192">
-        <w:r>
-          <w:rPr>
-            <w:lang w:val="en_US" w:bidi="en_US"/>
-          </w:rPr>
-          <w:rPr>
-            <w:color w:val="0000EE"/>
-            <w:u w:val="single"/>
-          </w:rPr>
-          <w:t>9:19–22</w:t>
-        </w:r>
-      </w:hyperlink>
-      <w:r>
-        <w:rPr>
-          <w:lang w:val="en_US" w:bidi="en_US"/>
-        </w:rPr>
-        <w:t xml:space="preserve">; </w:t>
-      </w:r>
-      <w:hyperlink r:id="rId193">
-        <w:r>
-          <w:rPr>
-            <w:lang w:val="en_US" w:bidi="en_US"/>
-          </w:rPr>
-          <w:rPr>
-            <w:color w:val="0000EE"/>
-            <w:u w:val="single"/>
-          </w:rPr>
-          <w:t>11:23–28</w:t>
-        </w:r>
-      </w:hyperlink>
-      <w:r>
-        <w:rPr>
-          <w:lang w:val="en_US" w:bidi="en_US"/>
-        </w:rPr>
-        <w:t xml:space="preserve">; </w:t>
-      </w:r>
-      <w:hyperlink r:id="rId194">
-        <w:r>
-          <w:rPr>
-            <w:lang w:val="en_US" w:bidi="en_US"/>
-          </w:rPr>
-          <w:rPr>
-            <w:color w:val="0000EE"/>
-            <w:u w:val="single"/>
-          </w:rPr>
-          <w:t>12:18–29</w:t>
-        </w:r>
-      </w:hyperlink>
+      <w:r>
+        <w:rPr>
+          <w:lang w:val="en_US" w:bidi="en_US"/>
+        </w:rPr>
+        <w:t>89</w:t>
+      </w:r>
+      <w:r>
+        <w:rPr>
+          <w:lang w:val="en_US" w:bidi="en_US"/>
+        </w:rPr>
+        <w:t xml:space="preserve">; </w:t>
+      </w:r>
+      <w:r>
+        <w:rPr>
+          <w:lang w:val="en_US" w:bidi="en_US"/>
+        </w:rPr>
+        <w:t>9:1–14</w:t>
+      </w:r>
+      <w:r>
+        <w:rPr>
+          <w:lang w:val="en_US" w:bidi="en_US"/>
+        </w:rPr>
+        <w:t xml:space="preserve">; </w:t>
+      </w:r>
+      <w:r>
+        <w:rPr>
+          <w:lang w:val="en_US" w:bidi="en_US"/>
+        </w:rPr>
+        <w:t>10:29–14:45</w:t>
+      </w:r>
+      <w:r>
+        <w:rPr>
+          <w:lang w:val="en_US" w:bidi="en_US"/>
+        </w:rPr>
+        <w:t xml:space="preserve">; </w:t>
+      </w:r>
+      <w:r>
+        <w:rPr>
+          <w:lang w:val="en_US" w:bidi="en_US"/>
+        </w:rPr>
+        <w:t>15:32–36</w:t>
+      </w:r>
+      <w:r>
+        <w:rPr>
+          <w:lang w:val="en_US" w:bidi="en_US"/>
+        </w:rPr>
+        <w:t xml:space="preserve">; </w:t>
+      </w:r>
+      <w:r>
+        <w:rPr>
+          <w:lang w:val="en_US" w:bidi="en_US"/>
+        </w:rPr>
+        <w:t>16:1–17:13</w:t>
+      </w:r>
+      <w:r>
+        <w:rPr>
+          <w:lang w:val="en_US" w:bidi="en_US"/>
+        </w:rPr>
+        <w:t xml:space="preserve">; </w:t>
+      </w:r>
+      <w:r>
+        <w:rPr>
+          <w:lang w:val="en_US" w:bidi="en_US"/>
+        </w:rPr>
+        <w:t>20:1–29</w:t>
+      </w:r>
+      <w:r>
+        <w:rPr>
+          <w:lang w:val="en_US" w:bidi="en_US"/>
+        </w:rPr>
+        <w:t xml:space="preserve">; </w:t>
+      </w:r>
+      <w:r>
+        <w:rPr>
+          <w:lang w:val="en_US" w:bidi="en_US"/>
+        </w:rPr>
+        <w:t>21:4–9</w:t>
+      </w:r>
+      <w:r>
+        <w:rPr>
+          <w:lang w:val="en_US" w:bidi="en_US"/>
+        </w:rPr>
+        <w:t xml:space="preserve">; </w:t>
+      </w:r>
+      <w:r>
+        <w:rPr>
+          <w:lang w:val="en_US" w:bidi="en_US"/>
+        </w:rPr>
+        <w:t>25:1–5</w:t>
+      </w:r>
+      <w:r>
+        <w:rPr>
+          <w:lang w:val="en_US" w:bidi="en_US"/>
+        </w:rPr>
+        <w:t xml:space="preserve">; </w:t>
+      </w:r>
+      <w:r>
+        <w:rPr>
+          <w:lang w:val="en_US" w:bidi="en_US"/>
+        </w:rPr>
+        <w:t>27:1–23</w:t>
+      </w:r>
+      <w:r>
+        <w:rPr>
+          <w:lang w:val="en_US" w:bidi="en_US"/>
+        </w:rPr>
+        <w:t xml:space="preserve">; </w:t>
+      </w:r>
+      <w:r>
+        <w:rPr>
+          <w:lang w:val="en_US" w:bidi="en_US"/>
+        </w:rPr>
+        <w:t>31:1–32:33</w:t>
+      </w:r>
+      <w:r>
+        <w:rPr>
+          <w:lang w:val="en_US" w:bidi="en_US"/>
+        </w:rPr>
+        <w:t xml:space="preserve">; </w:t>
+      </w:r>
+      <w:r>
+        <w:rPr>
+          <w:lang w:val="en_US" w:bidi="en_US"/>
+        </w:rPr>
+        <w:t>33:1–2</w:t>
+      </w:r>
+      <w:r>
+        <w:rPr>
+          <w:lang w:val="en_US" w:bidi="en_US"/>
+        </w:rPr>
+        <w:t xml:space="preserve">; </w:t>
+      </w:r>
+      <w:r>
+        <w:rPr>
+          <w:lang w:val="en_US" w:bidi="en_US"/>
+        </w:rPr>
+        <w:t>Deuteronomy 1:1–5</w:t>
+      </w:r>
+      <w:r>
+        <w:rPr>
+          <w:lang w:val="en_US" w:bidi="en_US"/>
+        </w:rPr>
+        <w:t xml:space="preserve">; </w:t>
+      </w:r>
+      <w:r>
+        <w:rPr>
+          <w:lang w:val="en_US" w:bidi="en_US"/>
+        </w:rPr>
+        <w:t>31:1–34:12</w:t>
+      </w:r>
+      <w:r>
+        <w:rPr>
+          <w:lang w:val="en_US" w:bidi="en_US"/>
+        </w:rPr>
+        <w:t xml:space="preserve">; </w:t>
+      </w:r>
+      <w:r>
+        <w:rPr>
+          <w:lang w:val="en_US" w:bidi="en_US"/>
+        </w:rPr>
+        <w:t>1 Chronicles 23:13–17</w:t>
+      </w:r>
+      <w:r>
+        <w:rPr>
+          <w:lang w:val="en_US" w:bidi="en_US"/>
+        </w:rPr>
+        <w:t xml:space="preserve">; </w:t>
+      </w:r>
+      <w:r>
+        <w:rPr>
+          <w:lang w:val="en_US" w:bidi="en_US"/>
+        </w:rPr>
+        <w:t>Psalms 77:20</w:t>
+      </w:r>
+      <w:r>
+        <w:rPr>
+          <w:lang w:val="en_US" w:bidi="en_US"/>
+        </w:rPr>
+        <w:t xml:space="preserve">; </w:t>
+      </w:r>
+      <w:r>
+        <w:rPr>
+          <w:lang w:val="en_US" w:bidi="en_US"/>
+        </w:rPr>
+        <w:t>90:1–17</w:t>
+      </w:r>
+      <w:r>
+        <w:rPr>
+          <w:lang w:val="en_US" w:bidi="en_US"/>
+        </w:rPr>
+        <w:t xml:space="preserve">; </w:t>
+      </w:r>
+      <w:r>
+        <w:rPr>
+          <w:lang w:val="en_US" w:bidi="en_US"/>
+        </w:rPr>
+        <w:t>103:7</w:t>
+      </w:r>
+      <w:r>
+        <w:rPr>
+          <w:lang w:val="en_US" w:bidi="en_US"/>
+        </w:rPr>
+        <w:t xml:space="preserve">; </w:t>
+      </w:r>
+      <w:r>
+        <w:rPr>
+          <w:lang w:val="en_US" w:bidi="en_US"/>
+        </w:rPr>
+        <w:t>105:26–27</w:t>
+      </w:r>
+      <w:r>
+        <w:rPr>
+          <w:lang w:val="en_US" w:bidi="en_US"/>
+        </w:rPr>
+        <w:t xml:space="preserve">; </w:t>
+      </w:r>
+      <w:r>
+        <w:rPr>
+          <w:lang w:val="en_US" w:bidi="en_US"/>
+        </w:rPr>
+        <w:t>106:32–33</w:t>
+      </w:r>
+      <w:r>
+        <w:rPr>
+          <w:lang w:val="en_US" w:bidi="en_US"/>
+        </w:rPr>
+        <w:t xml:space="preserve">; </w:t>
+      </w:r>
+      <w:r>
+        <w:rPr>
+          <w:lang w:val="en_US" w:bidi="en_US"/>
+        </w:rPr>
+        <w:t>Mark 9:2–13</w:t>
+      </w:r>
+      <w:r>
+        <w:rPr>
+          <w:lang w:val="en_US" w:bidi="en_US"/>
+        </w:rPr>
+        <w:t xml:space="preserve">; </w:t>
+      </w:r>
+      <w:r>
+        <w:rPr>
+          <w:lang w:val="en_US" w:bidi="en_US"/>
+        </w:rPr>
+        <w:t>Acts 7:17–44</w:t>
+      </w:r>
+      <w:r>
+        <w:rPr>
+          <w:lang w:val="en_US" w:bidi="en_US"/>
+        </w:rPr>
+        <w:t xml:space="preserve">; </w:t>
+      </w:r>
+      <w:r>
+        <w:rPr>
+          <w:lang w:val="en_US" w:bidi="en_US"/>
+        </w:rPr>
+        <w:t>1 Corinthians 10:1–14</w:t>
+      </w:r>
+      <w:r>
+        <w:rPr>
+          <w:lang w:val="en_US" w:bidi="en_US"/>
+        </w:rPr>
+        <w:t xml:space="preserve">; </w:t>
+      </w:r>
+      <w:r>
+        <w:rPr>
+          <w:lang w:val="en_US" w:bidi="en_US"/>
+        </w:rPr>
+        <w:t>2 Corinthians 3:7–18</w:t>
+      </w:r>
+      <w:r>
+        <w:rPr>
+          <w:lang w:val="en_US" w:bidi="en_US"/>
+        </w:rPr>
+        <w:t xml:space="preserve">; </w:t>
+      </w:r>
+      <w:r>
+        <w:rPr>
+          <w:lang w:val="en_US" w:bidi="en_US"/>
+        </w:rPr>
+        <w:t>Galatians 3:19</w:t>
+      </w:r>
+      <w:r>
+        <w:rPr>
+          <w:lang w:val="en_US" w:bidi="en_US"/>
+        </w:rPr>
+        <w:t xml:space="preserve">; </w:t>
+      </w:r>
+      <w:r>
+        <w:rPr>
+          <w:lang w:val="en_US" w:bidi="en_US"/>
+        </w:rPr>
+        <w:t>Hebrews 3:1–19</w:t>
+      </w:r>
+      <w:r>
+        <w:rPr>
+          <w:lang w:val="en_US" w:bidi="en_US"/>
+        </w:rPr>
+        <w:t xml:space="preserve">; </w:t>
+      </w:r>
+      <w:r>
+        <w:rPr>
+          <w:lang w:val="en_US" w:bidi="en_US"/>
+        </w:rPr>
+        <w:t>8:5</w:t>
+      </w:r>
+      <w:r>
+        <w:rPr>
+          <w:lang w:val="en_US" w:bidi="en_US"/>
+        </w:rPr>
+        <w:t xml:space="preserve">; </w:t>
+      </w:r>
+      <w:r>
+        <w:rPr>
+          <w:lang w:val="en_US" w:bidi="en_US"/>
+        </w:rPr>
+        <w:t>9:19–22</w:t>
+      </w:r>
+      <w:r>
+        <w:rPr>
+          <w:lang w:val="en_US" w:bidi="en_US"/>
+        </w:rPr>
+        <w:t xml:space="preserve">; </w:t>
+      </w:r>
+      <w:r>
+        <w:rPr>
+          <w:lang w:val="en_US" w:bidi="en_US"/>
+        </w:rPr>
+        <w:t>11:23–28</w:t>
+      </w:r>
+      <w:r>
+        <w:rPr>
+          <w:lang w:val="en_US" w:bidi="en_US"/>
+        </w:rPr>
+        <w:t xml:space="preserve">; </w:t>
+      </w:r>
+      <w:r>
+        <w:rPr>
+          <w:lang w:val="en_US" w:bidi="en_US"/>
+        </w:rPr>
+        <w:t>12:18–29</w:t>
+      </w:r>
       <w:r>
         <w:rPr>
           <w:lang w:val="en_US" w:bidi="en_US"/>
